--- a/MS_Thesis_ch_1_2_3.docx
+++ b/MS_Thesis_ch_1_2_3.docx
@@ -533,7 +533,7 @@
           <w:color w:val="auto"/>
         </w:rPr>
       </w:pPr>
-      <w:bookmarkStart w:id="0" w:name="_Toc218703200"/>
+      <w:bookmarkStart w:id="0" w:name="_Toc219239402"/>
       <w:r>
         <w:rPr>
           <w:color w:val="auto"/>
@@ -1933,16 +1933,7 @@
     </w:p>
     <w:sdt>
       <w:sdtPr>
-        <w:rPr>
-          <w:rFonts w:ascii="Times New Roman" w:eastAsia="Times New Roman" w:hAnsi="Times New Roman" w:cs="Times New Roman"/>
-          <w:b w:val="0"/>
-          <w:bCs w:val="0"/>
-          <w:color w:val="auto"/>
-          <w:sz w:val="24"/>
-          <w:szCs w:val="24"/>
-          <w:lang w:val="en-PK" w:eastAsia="en-GB"/>
-        </w:rPr>
-        <w:id w:val="-2127222454"/>
+        <w:id w:val="2085177104"/>
         <w:docPartObj>
           <w:docPartGallery w:val="Table of Contents"/>
           <w:docPartUnique/>
@@ -1950,24 +1941,20 @@
       </w:sdtPr>
       <w:sdtEndPr>
         <w:rPr>
+          <w:rFonts w:ascii="Times New Roman" w:eastAsia="Times New Roman" w:hAnsi="Times New Roman" w:cs="Times New Roman"/>
           <w:noProof/>
+          <w:color w:val="auto"/>
+          <w:sz w:val="24"/>
+          <w:szCs w:val="24"/>
+          <w:lang w:val="en-PK" w:eastAsia="en-GB"/>
         </w:rPr>
       </w:sdtEndPr>
       <w:sdtContent>
         <w:p>
           <w:pPr>
             <w:pStyle w:val="TOCHeading"/>
-            <w:spacing w:line="360" w:lineRule="auto"/>
-            <w:rPr>
-              <w:rFonts w:ascii="Times New Roman" w:hAnsi="Times New Roman" w:cs="Times New Roman"/>
-              <w:color w:val="auto"/>
-            </w:rPr>
           </w:pPr>
           <w:r>
-            <w:rPr>
-              <w:rFonts w:ascii="Times New Roman" w:hAnsi="Times New Roman" w:cs="Times New Roman"/>
-              <w:color w:val="auto"/>
-            </w:rPr>
             <w:t>Table of Contents</w:t>
           </w:r>
         </w:p>
@@ -1975,14 +1962,13 @@
           <w:pPr>
             <w:pStyle w:val="TOC1"/>
             <w:tabs>
-              <w:tab w:val="right" w:leader="dot" w:pos="8210"/>
+              <w:tab w:val="right" w:pos="8210"/>
             </w:tabs>
             <w:rPr>
               <w:rFonts w:eastAsiaTheme="minorEastAsia" w:cstheme="minorBidi"/>
               <w:b w:val="0"/>
               <w:bCs w:val="0"/>
-              <w:i w:val="0"/>
-              <w:iCs w:val="0"/>
+              <w:caps/>
               <w:noProof/>
               <w:kern w:val="2"/>
               <w:szCs w:val="24"/>
@@ -1991,27 +1977,22 @@
           </w:pPr>
           <w:r>
             <w:rPr>
-              <w:rFonts w:ascii="Times New Roman" w:hAnsi="Times New Roman"/>
               <w:b w:val="0"/>
               <w:bCs w:val="0"/>
             </w:rPr>
             <w:fldChar w:fldCharType="begin"/>
           </w:r>
           <w:r>
-            <w:rPr>
-              <w:rFonts w:ascii="Times New Roman" w:hAnsi="Times New Roman"/>
-            </w:rPr>
             <w:instrText xml:space="preserve"> TOC \o "1-3" \h \z \u </w:instrText>
           </w:r>
           <w:r>
             <w:rPr>
-              <w:rFonts w:ascii="Times New Roman" w:hAnsi="Times New Roman"/>
               <w:b w:val="0"/>
               <w:bCs w:val="0"/>
             </w:rPr>
             <w:fldChar w:fldCharType="separate"/>
           </w:r>
-          <w:hyperlink w:anchor="_Toc218703200" w:history="1">
+          <w:hyperlink w:anchor="_Toc219239402" w:history="1">
             <w:r>
               <w:rPr>
                 <w:rStyle w:val="Hyperlink"/>
@@ -2038,7 +2019,7 @@
                 <w:noProof/>
                 <w:webHidden/>
               </w:rPr>
-              <w:instrText xml:space="preserve"> PAGEREF _Toc218703200 \h </w:instrText>
+              <w:instrText xml:space="preserve"> PAGEREF _Toc219239402 \h </w:instrText>
             </w:r>
             <w:r>
               <w:rPr>
@@ -2073,21 +2054,20 @@
           <w:pPr>
             <w:pStyle w:val="TOC1"/>
             <w:tabs>
-              <w:tab w:val="right" w:leader="dot" w:pos="8210"/>
+              <w:tab w:val="right" w:pos="8210"/>
             </w:tabs>
             <w:rPr>
               <w:rFonts w:eastAsiaTheme="minorEastAsia" w:cstheme="minorBidi"/>
               <w:b w:val="0"/>
               <w:bCs w:val="0"/>
-              <w:i w:val="0"/>
-              <w:iCs w:val="0"/>
+              <w:caps/>
               <w:noProof/>
               <w:kern w:val="2"/>
               <w:szCs w:val="24"/>
               <w14:ligatures w14:val="standardContextual"/>
             </w:rPr>
           </w:pPr>
-          <w:hyperlink w:anchor="_Toc218703201" w:history="1">
+          <w:hyperlink w:anchor="_Toc219239403" w:history="1">
             <w:r>
               <w:rPr>
                 <w:rStyle w:val="Hyperlink"/>
@@ -2115,7 +2095,7 @@
                 <w:noProof/>
                 <w:webHidden/>
               </w:rPr>
-              <w:instrText xml:space="preserve"> PAGEREF _Toc218703201 \h </w:instrText>
+              <w:instrText xml:space="preserve"> PAGEREF _Toc219239403 \h </w:instrText>
             </w:r>
             <w:r>
               <w:rPr>
@@ -2150,28 +2130,43 @@
           <w:pPr>
             <w:pStyle w:val="TOC1"/>
             <w:tabs>
-              <w:tab w:val="right" w:leader="dot" w:pos="8210"/>
+              <w:tab w:val="right" w:pos="8210"/>
             </w:tabs>
             <w:rPr>
               <w:rFonts w:eastAsiaTheme="minorEastAsia" w:cstheme="minorBidi"/>
               <w:b w:val="0"/>
               <w:bCs w:val="0"/>
-              <w:i w:val="0"/>
-              <w:iCs w:val="0"/>
+              <w:caps/>
               <w:noProof/>
               <w:kern w:val="2"/>
               <w:szCs w:val="24"/>
               <w14:ligatures w14:val="standardContextual"/>
             </w:rPr>
           </w:pPr>
-          <w:hyperlink w:anchor="_Toc218703202" w:history="1">
+          <w:hyperlink w:anchor="_Toc219239404" w:history="1">
             <w:r>
               <w:rPr>
                 <w:rStyle w:val="Hyperlink"/>
                 <w:noProof/>
                 <w:lang w:val="en-GB" w:eastAsia="en-US"/>
               </w:rPr>
-              <w:t>No table of figures entries found.</w:t>
+              <w:t>List of fi</w:t>
+            </w:r>
+            <w:r>
+              <w:rPr>
+                <w:rStyle w:val="Hyperlink"/>
+                <w:noProof/>
+                <w:lang w:val="en-GB" w:eastAsia="en-US"/>
+              </w:rPr>
+              <w:t>g</w:t>
+            </w:r>
+            <w:r>
+              <w:rPr>
+                <w:rStyle w:val="Hyperlink"/>
+                <w:noProof/>
+                <w:lang w:val="en-GB" w:eastAsia="en-US"/>
+              </w:rPr>
+              <w:t>ures</w:t>
             </w:r>
             <w:r>
               <w:rPr>
@@ -2192,7 +2187,7 @@
                 <w:noProof/>
                 <w:webHidden/>
               </w:rPr>
-              <w:instrText xml:space="preserve"> PAGEREF _Toc218703202 \h </w:instrText>
+              <w:instrText xml:space="preserve"> PAGEREF _Toc219239404 \h </w:instrText>
             </w:r>
             <w:r>
               <w:rPr>
@@ -2212,7 +2207,7 @@
                 <w:noProof/>
                 <w:webHidden/>
               </w:rPr>
-              <w:t>xi</w:t>
+              <w:t>xii</w:t>
             </w:r>
             <w:r>
               <w:rPr>
@@ -2227,28 +2222,27 @@
           <w:pPr>
             <w:pStyle w:val="TOC1"/>
             <w:tabs>
-              <w:tab w:val="right" w:leader="dot" w:pos="8210"/>
+              <w:tab w:val="right" w:pos="8210"/>
             </w:tabs>
             <w:rPr>
               <w:rFonts w:eastAsiaTheme="minorEastAsia" w:cstheme="minorBidi"/>
               <w:b w:val="0"/>
               <w:bCs w:val="0"/>
-              <w:i w:val="0"/>
-              <w:iCs w:val="0"/>
+              <w:caps/>
               <w:noProof/>
               <w:kern w:val="2"/>
               <w:szCs w:val="24"/>
               <w14:ligatures w14:val="standardContextual"/>
             </w:rPr>
           </w:pPr>
-          <w:hyperlink w:anchor="_Toc218703203" w:history="1">
+          <w:hyperlink w:anchor="_Toc219239405" w:history="1">
             <w:r>
               <w:rPr>
                 <w:rStyle w:val="Hyperlink"/>
                 <w:noProof/>
                 <w:lang w:val="en-GB" w:eastAsia="en-US"/>
               </w:rPr>
-              <w:t>List of figures</w:t>
+              <w:t>No table of figures entries found.</w:t>
             </w:r>
             <w:r>
               <w:rPr>
@@ -2269,7 +2263,7 @@
                 <w:noProof/>
                 <w:webHidden/>
               </w:rPr>
-              <w:instrText xml:space="preserve"> PAGEREF _Toc218703203 \h </w:instrText>
+              <w:instrText xml:space="preserve"> PAGEREF _Toc219239405 \h </w:instrText>
             </w:r>
             <w:r>
               <w:rPr>
@@ -2304,38 +2298,57 @@
           <w:pPr>
             <w:pStyle w:val="TOC1"/>
             <w:tabs>
-              <w:tab w:val="right" w:leader="dot" w:pos="8210"/>
+              <w:tab w:val="left" w:pos="423"/>
+              <w:tab w:val="right" w:pos="8210"/>
             </w:tabs>
             <w:rPr>
               <w:rFonts w:eastAsiaTheme="minorEastAsia" w:cstheme="minorBidi"/>
               <w:b w:val="0"/>
               <w:bCs w:val="0"/>
-              <w:i w:val="0"/>
-              <w:iCs w:val="0"/>
+              <w:caps/>
               <w:noProof/>
               <w:kern w:val="2"/>
               <w:szCs w:val="24"/>
               <w14:ligatures w14:val="standardContextual"/>
             </w:rPr>
           </w:pPr>
-          <w:hyperlink w:anchor="_Toc218703204" w:history="1">
+          <w:hyperlink w:anchor="_Toc219239406" w:history="1">
             <w:r>
               <w:rPr>
                 <w:rStyle w:val="Hyperlink"/>
                 <w:noProof/>
-                <w:lang w:val="en-GB" w:eastAsia="en-US"/>
-              </w:rPr>
-              <w:t>No table of figures entries found.</w:t>
-            </w:r>
-            <w:r>
-              <w:rPr>
-                <w:noProof/>
-                <w:webHidden/>
+              </w:rPr>
+              <w:t>1.</w:t>
+            </w:r>
+            <w:r>
+              <w:rPr>
+                <w:rFonts w:eastAsiaTheme="minorEastAsia" w:cstheme="minorBidi"/>
+                <w:b w:val="0"/>
+                <w:bCs w:val="0"/>
+                <w:caps/>
+                <w:noProof/>
+                <w:kern w:val="2"/>
+                <w:szCs w:val="24"/>
+                <w14:ligatures w14:val="standardContextual"/>
               </w:rPr>
               <w:tab/>
             </w:r>
             <w:r>
               <w:rPr>
+                <w:rStyle w:val="Hyperlink"/>
+                <w:noProof/>
+              </w:rPr>
+              <w:t>Chapter 1 Introduction</w:t>
+            </w:r>
+            <w:r>
+              <w:rPr>
+                <w:noProof/>
+                <w:webHidden/>
+              </w:rPr>
+              <w:tab/>
+            </w:r>
+            <w:r>
+              <w:rPr>
                 <w:noProof/>
                 <w:webHidden/>
               </w:rPr>
@@ -2346,7 +2359,7 @@
                 <w:noProof/>
                 <w:webHidden/>
               </w:rPr>
-              <w:instrText xml:space="preserve"> PAGEREF _Toc218703204 \h </w:instrText>
+              <w:instrText xml:space="preserve"> PAGEREF _Toc219239406 \h </w:instrText>
             </w:r>
             <w:r>
               <w:rPr>
@@ -2366,83 +2379,7 @@
                 <w:noProof/>
                 <w:webHidden/>
               </w:rPr>
-              <w:t>xii</w:t>
-            </w:r>
-            <w:r>
-              <w:rPr>
-                <w:noProof/>
-                <w:webHidden/>
-              </w:rPr>
-              <w:fldChar w:fldCharType="end"/>
-            </w:r>
-          </w:hyperlink>
-        </w:p>
-        <w:p>
-          <w:pPr>
-            <w:pStyle w:val="TOC1"/>
-            <w:tabs>
-              <w:tab w:val="right" w:leader="dot" w:pos="8210"/>
-            </w:tabs>
-            <w:rPr>
-              <w:rFonts w:eastAsiaTheme="minorEastAsia" w:cstheme="minorBidi"/>
-              <w:b w:val="0"/>
-              <w:bCs w:val="0"/>
-              <w:i w:val="0"/>
-              <w:iCs w:val="0"/>
-              <w:noProof/>
-              <w:kern w:val="2"/>
-              <w:szCs w:val="24"/>
-              <w14:ligatures w14:val="standardContextual"/>
-            </w:rPr>
-          </w:pPr>
-          <w:hyperlink w:anchor="_Toc218703205" w:history="1">
-            <w:r>
-              <w:rPr>
-                <w:rStyle w:val="Hyperlink"/>
-                <w:noProof/>
-              </w:rPr>
-              <w:t>Chapter 1 Introduction</w:t>
-            </w:r>
-            <w:r>
-              <w:rPr>
-                <w:noProof/>
-                <w:webHidden/>
-              </w:rPr>
-              <w:tab/>
-            </w:r>
-            <w:r>
-              <w:rPr>
-                <w:noProof/>
-                <w:webHidden/>
-              </w:rPr>
-              <w:fldChar w:fldCharType="begin"/>
-            </w:r>
-            <w:r>
-              <w:rPr>
-                <w:noProof/>
-                <w:webHidden/>
-              </w:rPr>
-              <w:instrText xml:space="preserve"> PAGEREF _Toc218703205 \h </w:instrText>
-            </w:r>
-            <w:r>
-              <w:rPr>
-                <w:noProof/>
-                <w:webHidden/>
-              </w:rPr>
-            </w:r>
-            <w:r>
-              <w:rPr>
-                <w:noProof/>
-                <w:webHidden/>
-              </w:rPr>
-              <w:fldChar w:fldCharType="separate"/>
-            </w:r>
-            <w:r>
-              <w:rPr>
-                <w:noProof/>
-                <w:webHidden/>
-              </w:rPr>
-              <w:t>13</w:t>
+              <w:t>1</w:t>
             </w:r>
             <w:r>
               <w:rPr>
@@ -2457,12 +2394,13 @@
           <w:pPr>
             <w:pStyle w:val="TOC2"/>
             <w:tabs>
-              <w:tab w:val="right" w:leader="dot" w:pos="8210"/>
+              <w:tab w:val="right" w:pos="8210"/>
             </w:tabs>
             <w:rPr>
               <w:rFonts w:eastAsiaTheme="minorEastAsia" w:cstheme="minorBidi"/>
               <w:b w:val="0"/>
               <w:bCs w:val="0"/>
+              <w:smallCaps/>
               <w:noProof/>
               <w:kern w:val="2"/>
               <w:sz w:val="24"/>
@@ -2470,7 +2408,7 @@
               <w14:ligatures w14:val="standardContextual"/>
             </w:rPr>
           </w:pPr>
-          <w:hyperlink w:anchor="_Toc218703206" w:history="1">
+          <w:hyperlink w:anchor="_Toc219239407" w:history="1">
             <w:r>
               <w:rPr>
                 <w:rStyle w:val="Hyperlink"/>
@@ -2497,7 +2435,7 @@
                 <w:noProof/>
                 <w:webHidden/>
               </w:rPr>
-              <w:instrText xml:space="preserve"> PAGEREF _Toc218703206 \h </w:instrText>
+              <w:instrText xml:space="preserve"> PAGEREF _Toc219239407 \h </w:instrText>
             </w:r>
             <w:r>
               <w:rPr>
@@ -2517,7 +2455,7 @@
                 <w:noProof/>
                 <w:webHidden/>
               </w:rPr>
-              <w:t>13</w:t>
+              <w:t>1</w:t>
             </w:r>
             <w:r>
               <w:rPr>
@@ -2532,12 +2470,13 @@
           <w:pPr>
             <w:pStyle w:val="TOC2"/>
             <w:tabs>
-              <w:tab w:val="right" w:leader="dot" w:pos="8210"/>
+              <w:tab w:val="right" w:pos="8210"/>
             </w:tabs>
             <w:rPr>
               <w:rFonts w:eastAsiaTheme="minorEastAsia" w:cstheme="minorBidi"/>
               <w:b w:val="0"/>
               <w:bCs w:val="0"/>
+              <w:smallCaps/>
               <w:noProof/>
               <w:kern w:val="2"/>
               <w:sz w:val="24"/>
@@ -2545,7 +2484,7 @@
               <w14:ligatures w14:val="standardContextual"/>
             </w:rPr>
           </w:pPr>
-          <w:hyperlink w:anchor="_Toc218703207" w:history="1">
+          <w:hyperlink w:anchor="_Toc219239408" w:history="1">
             <w:r>
               <w:rPr>
                 <w:rStyle w:val="Hyperlink"/>
@@ -2572,7 +2511,7 @@
                 <w:noProof/>
                 <w:webHidden/>
               </w:rPr>
-              <w:instrText xml:space="preserve"> PAGEREF _Toc218703207 \h </w:instrText>
+              <w:instrText xml:space="preserve"> PAGEREF _Toc219239408 \h </w:instrText>
             </w:r>
             <w:r>
               <w:rPr>
@@ -2592,7 +2531,7 @@
                 <w:noProof/>
                 <w:webHidden/>
               </w:rPr>
-              <w:t>14</w:t>
+              <w:t>2</w:t>
             </w:r>
             <w:r>
               <w:rPr>
@@ -2607,12 +2546,13 @@
           <w:pPr>
             <w:pStyle w:val="TOC2"/>
             <w:tabs>
-              <w:tab w:val="right" w:leader="dot" w:pos="8210"/>
+              <w:tab w:val="right" w:pos="8210"/>
             </w:tabs>
             <w:rPr>
               <w:rFonts w:eastAsiaTheme="minorEastAsia" w:cstheme="minorBidi"/>
               <w:b w:val="0"/>
               <w:bCs w:val="0"/>
+              <w:smallCaps/>
               <w:noProof/>
               <w:kern w:val="2"/>
               <w:sz w:val="24"/>
@@ -2620,7 +2560,7 @@
               <w14:ligatures w14:val="standardContextual"/>
             </w:rPr>
           </w:pPr>
-          <w:hyperlink w:anchor="_Toc218703208" w:history="1">
+          <w:hyperlink w:anchor="_Toc219239409" w:history="1">
             <w:r>
               <w:rPr>
                 <w:rStyle w:val="Hyperlink"/>
@@ -2647,7 +2587,7 @@
                 <w:noProof/>
                 <w:webHidden/>
               </w:rPr>
-              <w:instrText xml:space="preserve"> PAGEREF _Toc218703208 \h </w:instrText>
+              <w:instrText xml:space="preserve"> PAGEREF _Toc219239409 \h </w:instrText>
             </w:r>
             <w:r>
               <w:rPr>
@@ -2667,7 +2607,7 @@
                 <w:noProof/>
                 <w:webHidden/>
               </w:rPr>
-              <w:t>14</w:t>
+              <w:t>2</w:t>
             </w:r>
             <w:r>
               <w:rPr>
@@ -2682,12 +2622,13 @@
           <w:pPr>
             <w:pStyle w:val="TOC2"/>
             <w:tabs>
-              <w:tab w:val="right" w:leader="dot" w:pos="8210"/>
+              <w:tab w:val="right" w:pos="8210"/>
             </w:tabs>
             <w:rPr>
               <w:rFonts w:eastAsiaTheme="minorEastAsia" w:cstheme="minorBidi"/>
               <w:b w:val="0"/>
               <w:bCs w:val="0"/>
+              <w:smallCaps/>
               <w:noProof/>
               <w:kern w:val="2"/>
               <w:sz w:val="24"/>
@@ -2695,7 +2636,7 @@
               <w14:ligatures w14:val="standardContextual"/>
             </w:rPr>
           </w:pPr>
-          <w:hyperlink w:anchor="_Toc218703209" w:history="1">
+          <w:hyperlink w:anchor="_Toc219239410" w:history="1">
             <w:r>
               <w:rPr>
                 <w:rStyle w:val="Hyperlink"/>
@@ -2722,7 +2663,7 @@
                 <w:noProof/>
                 <w:webHidden/>
               </w:rPr>
-              <w:instrText xml:space="preserve"> PAGEREF _Toc218703209 \h </w:instrText>
+              <w:instrText xml:space="preserve"> PAGEREF _Toc219239410 \h </w:instrText>
             </w:r>
             <w:r>
               <w:rPr>
@@ -2742,7 +2683,7 @@
                 <w:noProof/>
                 <w:webHidden/>
               </w:rPr>
-              <w:t>14</w:t>
+              <w:t>2</w:t>
             </w:r>
             <w:r>
               <w:rPr>
@@ -2757,12 +2698,13 @@
           <w:pPr>
             <w:pStyle w:val="TOC2"/>
             <w:tabs>
-              <w:tab w:val="right" w:leader="dot" w:pos="8210"/>
+              <w:tab w:val="right" w:pos="8210"/>
             </w:tabs>
             <w:rPr>
               <w:rFonts w:eastAsiaTheme="minorEastAsia" w:cstheme="minorBidi"/>
               <w:b w:val="0"/>
               <w:bCs w:val="0"/>
+              <w:smallCaps/>
               <w:noProof/>
               <w:kern w:val="2"/>
               <w:sz w:val="24"/>
@@ -2770,7 +2712,7 @@
               <w14:ligatures w14:val="standardContextual"/>
             </w:rPr>
           </w:pPr>
-          <w:hyperlink w:anchor="_Toc218703210" w:history="1">
+          <w:hyperlink w:anchor="_Toc219239411" w:history="1">
             <w:r>
               <w:rPr>
                 <w:rStyle w:val="Hyperlink"/>
@@ -2797,7 +2739,7 @@
                 <w:noProof/>
                 <w:webHidden/>
               </w:rPr>
-              <w:instrText xml:space="preserve"> PAGEREF _Toc218703210 \h </w:instrText>
+              <w:instrText xml:space="preserve"> PAGEREF _Toc219239411 \h </w:instrText>
             </w:r>
             <w:r>
               <w:rPr>
@@ -2817,7 +2759,7 @@
                 <w:noProof/>
                 <w:webHidden/>
               </w:rPr>
-              <w:t>15</w:t>
+              <w:t>3</w:t>
             </w:r>
             <w:r>
               <w:rPr>
@@ -2832,12 +2774,13 @@
           <w:pPr>
             <w:pStyle w:val="TOC2"/>
             <w:tabs>
-              <w:tab w:val="right" w:leader="dot" w:pos="8210"/>
+              <w:tab w:val="right" w:pos="8210"/>
             </w:tabs>
             <w:rPr>
               <w:rFonts w:eastAsiaTheme="minorEastAsia" w:cstheme="minorBidi"/>
               <w:b w:val="0"/>
               <w:bCs w:val="0"/>
+              <w:smallCaps/>
               <w:noProof/>
               <w:kern w:val="2"/>
               <w:sz w:val="24"/>
@@ -2845,7 +2788,7 @@
               <w14:ligatures w14:val="standardContextual"/>
             </w:rPr>
           </w:pPr>
-          <w:hyperlink w:anchor="_Toc218703211" w:history="1">
+          <w:hyperlink w:anchor="_Toc219239412" w:history="1">
             <w:r>
               <w:rPr>
                 <w:rStyle w:val="Hyperlink"/>
@@ -2872,7 +2815,7 @@
                 <w:noProof/>
                 <w:webHidden/>
               </w:rPr>
-              <w:instrText xml:space="preserve"> PAGEREF _Toc218703211 \h </w:instrText>
+              <w:instrText xml:space="preserve"> PAGEREF _Toc219239412 \h </w:instrText>
             </w:r>
             <w:r>
               <w:rPr>
@@ -2892,7 +2835,7 @@
                 <w:noProof/>
                 <w:webHidden/>
               </w:rPr>
-              <w:t>15</w:t>
+              <w:t>3</w:t>
             </w:r>
             <w:r>
               <w:rPr>
@@ -2907,17 +2850,18 @@
           <w:pPr>
             <w:pStyle w:val="TOC3"/>
             <w:tabs>
-              <w:tab w:val="right" w:leader="dot" w:pos="8210"/>
+              <w:tab w:val="right" w:pos="8210"/>
             </w:tabs>
             <w:rPr>
               <w:rFonts w:eastAsiaTheme="minorEastAsia" w:cstheme="minorBidi"/>
+              <w:smallCaps/>
               <w:noProof/>
               <w:kern w:val="2"/>
               <w:sz w:val="24"/>
               <w14:ligatures w14:val="standardContextual"/>
             </w:rPr>
           </w:pPr>
-          <w:hyperlink w:anchor="_Toc218703212" w:history="1">
+          <w:hyperlink w:anchor="_Toc219239413" w:history="1">
             <w:r>
               <w:rPr>
                 <w:rStyle w:val="Hyperlink"/>
@@ -2944,7 +2888,7 @@
                 <w:noProof/>
                 <w:webHidden/>
               </w:rPr>
-              <w:instrText xml:space="preserve"> PAGEREF _Toc218703212 \h </w:instrText>
+              <w:instrText xml:space="preserve"> PAGEREF _Toc219239413 \h </w:instrText>
             </w:r>
             <w:r>
               <w:rPr>
@@ -2964,7 +2908,7 @@
                 <w:noProof/>
                 <w:webHidden/>
               </w:rPr>
-              <w:t>15</w:t>
+              <w:t>3</w:t>
             </w:r>
             <w:r>
               <w:rPr>
@@ -2979,17 +2923,18 @@
           <w:pPr>
             <w:pStyle w:val="TOC3"/>
             <w:tabs>
-              <w:tab w:val="right" w:leader="dot" w:pos="8210"/>
+              <w:tab w:val="right" w:pos="8210"/>
             </w:tabs>
             <w:rPr>
               <w:rFonts w:eastAsiaTheme="minorEastAsia" w:cstheme="minorBidi"/>
+              <w:smallCaps/>
               <w:noProof/>
               <w:kern w:val="2"/>
               <w:sz w:val="24"/>
               <w14:ligatures w14:val="standardContextual"/>
             </w:rPr>
           </w:pPr>
-          <w:hyperlink w:anchor="_Toc218703213" w:history="1">
+          <w:hyperlink w:anchor="_Toc219239414" w:history="1">
             <w:r>
               <w:rPr>
                 <w:rStyle w:val="Hyperlink"/>
@@ -3017,7 +2962,7 @@
                 <w:noProof/>
                 <w:webHidden/>
               </w:rPr>
-              <w:instrText xml:space="preserve"> PAGEREF _Toc218703213 \h </w:instrText>
+              <w:instrText xml:space="preserve"> PAGEREF _Toc219239414 \h </w:instrText>
             </w:r>
             <w:r>
               <w:rPr>
@@ -3037,7 +2982,7 @@
                 <w:noProof/>
                 <w:webHidden/>
               </w:rPr>
-              <w:t>16</w:t>
+              <w:t>4</w:t>
             </w:r>
             <w:r>
               <w:rPr>
@@ -3052,12 +2997,13 @@
           <w:pPr>
             <w:pStyle w:val="TOC2"/>
             <w:tabs>
-              <w:tab w:val="right" w:leader="dot" w:pos="8210"/>
+              <w:tab w:val="right" w:pos="8210"/>
             </w:tabs>
             <w:rPr>
               <w:rFonts w:eastAsiaTheme="minorEastAsia" w:cstheme="minorBidi"/>
               <w:b w:val="0"/>
               <w:bCs w:val="0"/>
+              <w:smallCaps/>
               <w:noProof/>
               <w:kern w:val="2"/>
               <w:sz w:val="24"/>
@@ -3065,7 +3011,7 @@
               <w14:ligatures w14:val="standardContextual"/>
             </w:rPr>
           </w:pPr>
-          <w:hyperlink w:anchor="_Toc218703214" w:history="1">
+          <w:hyperlink w:anchor="_Toc219239415" w:history="1">
             <w:r>
               <w:rPr>
                 <w:rStyle w:val="Hyperlink"/>
@@ -3092,7 +3038,7 @@
                 <w:noProof/>
                 <w:webHidden/>
               </w:rPr>
-              <w:instrText xml:space="preserve"> PAGEREF _Toc218703214 \h </w:instrText>
+              <w:instrText xml:space="preserve"> PAGEREF _Toc219239415 \h </w:instrText>
             </w:r>
             <w:r>
               <w:rPr>
@@ -3112,7 +3058,7 @@
                 <w:noProof/>
                 <w:webHidden/>
               </w:rPr>
-              <w:t>16</w:t>
+              <w:t>4</w:t>
             </w:r>
             <w:r>
               <w:rPr>
@@ -3127,26 +3073,46 @@
           <w:pPr>
             <w:pStyle w:val="TOC1"/>
             <w:tabs>
-              <w:tab w:val="right" w:leader="dot" w:pos="8210"/>
+              <w:tab w:val="left" w:pos="423"/>
+              <w:tab w:val="right" w:pos="8210"/>
             </w:tabs>
             <w:rPr>
               <w:rFonts w:eastAsiaTheme="minorEastAsia" w:cstheme="minorBidi"/>
               <w:b w:val="0"/>
               <w:bCs w:val="0"/>
-              <w:i w:val="0"/>
-              <w:iCs w:val="0"/>
+              <w:caps/>
               <w:noProof/>
               <w:kern w:val="2"/>
               <w:szCs w:val="24"/>
               <w14:ligatures w14:val="standardContextual"/>
             </w:rPr>
           </w:pPr>
-          <w:hyperlink w:anchor="_Toc218703215" w:history="1">
+          <w:hyperlink w:anchor="_Toc219239416" w:history="1">
             <w:r>
               <w:rPr>
                 <w:rStyle w:val="Hyperlink"/>
                 <w:noProof/>
               </w:rPr>
+              <w:t>2.</w:t>
+            </w:r>
+            <w:r>
+              <w:rPr>
+                <w:rFonts w:eastAsiaTheme="minorEastAsia" w:cstheme="minorBidi"/>
+                <w:b w:val="0"/>
+                <w:bCs w:val="0"/>
+                <w:caps/>
+                <w:noProof/>
+                <w:kern w:val="2"/>
+                <w:szCs w:val="24"/>
+                <w14:ligatures w14:val="standardContextual"/>
+              </w:rPr>
+              <w:tab/>
+            </w:r>
+            <w:r>
+              <w:rPr>
+                <w:rStyle w:val="Hyperlink"/>
+                <w:noProof/>
+              </w:rPr>
               <w:t>Chapter 2 Literature Review</w:t>
             </w:r>
             <w:r>
@@ -3168,7 +3134,7 @@
                 <w:noProof/>
                 <w:webHidden/>
               </w:rPr>
-              <w:instrText xml:space="preserve"> PAGEREF _Toc218703215 \h </w:instrText>
+              <w:instrText xml:space="preserve"> PAGEREF _Toc219239416 \h </w:instrText>
             </w:r>
             <w:r>
               <w:rPr>
@@ -3188,7 +3154,7 @@
                 <w:noProof/>
                 <w:webHidden/>
               </w:rPr>
-              <w:t>18</w:t>
+              <w:t>6</w:t>
             </w:r>
             <w:r>
               <w:rPr>
@@ -3203,12 +3169,13 @@
           <w:pPr>
             <w:pStyle w:val="TOC2"/>
             <w:tabs>
-              <w:tab w:val="right" w:leader="dot" w:pos="8210"/>
+              <w:tab w:val="right" w:pos="8210"/>
             </w:tabs>
             <w:rPr>
               <w:rFonts w:eastAsiaTheme="minorEastAsia" w:cstheme="minorBidi"/>
               <w:b w:val="0"/>
               <w:bCs w:val="0"/>
+              <w:smallCaps/>
               <w:noProof/>
               <w:kern w:val="2"/>
               <w:sz w:val="24"/>
@@ -3216,7 +3183,7 @@
               <w14:ligatures w14:val="standardContextual"/>
             </w:rPr>
           </w:pPr>
-          <w:hyperlink w:anchor="_Toc218703216" w:history="1">
+          <w:hyperlink w:anchor="_Toc219239417" w:history="1">
             <w:r>
               <w:rPr>
                 <w:rStyle w:val="Hyperlink"/>
@@ -3243,7 +3210,7 @@
                 <w:noProof/>
                 <w:webHidden/>
               </w:rPr>
-              <w:instrText xml:space="preserve"> PAGEREF _Toc218703216 \h </w:instrText>
+              <w:instrText xml:space="preserve"> PAGEREF _Toc219239417 \h </w:instrText>
             </w:r>
             <w:r>
               <w:rPr>
@@ -3263,7 +3230,7 @@
                 <w:noProof/>
                 <w:webHidden/>
               </w:rPr>
-              <w:t>18</w:t>
+              <w:t>6</w:t>
             </w:r>
             <w:r>
               <w:rPr>
@@ -3278,12 +3245,13 @@
           <w:pPr>
             <w:pStyle w:val="TOC2"/>
             <w:tabs>
-              <w:tab w:val="right" w:leader="dot" w:pos="8210"/>
+              <w:tab w:val="right" w:pos="8210"/>
             </w:tabs>
             <w:rPr>
               <w:rFonts w:eastAsiaTheme="minorEastAsia" w:cstheme="minorBidi"/>
               <w:b w:val="0"/>
               <w:bCs w:val="0"/>
+              <w:smallCaps/>
               <w:noProof/>
               <w:kern w:val="2"/>
               <w:sz w:val="24"/>
@@ -3291,7 +3259,7 @@
               <w14:ligatures w14:val="standardContextual"/>
             </w:rPr>
           </w:pPr>
-          <w:hyperlink w:anchor="_Toc218703217" w:history="1">
+          <w:hyperlink w:anchor="_Toc219239418" w:history="1">
             <w:r>
               <w:rPr>
                 <w:rStyle w:val="Hyperlink"/>
@@ -3318,7 +3286,7 @@
                 <w:noProof/>
                 <w:webHidden/>
               </w:rPr>
-              <w:instrText xml:space="preserve"> PAGEREF _Toc218703217 \h </w:instrText>
+              <w:instrText xml:space="preserve"> PAGEREF _Toc219239418 \h </w:instrText>
             </w:r>
             <w:r>
               <w:rPr>
@@ -3338,7 +3306,7 @@
                 <w:noProof/>
                 <w:webHidden/>
               </w:rPr>
-              <w:t>18</w:t>
+              <w:t>6</w:t>
             </w:r>
             <w:r>
               <w:rPr>
@@ -3353,17 +3321,18 @@
           <w:pPr>
             <w:pStyle w:val="TOC3"/>
             <w:tabs>
-              <w:tab w:val="right" w:leader="dot" w:pos="8210"/>
+              <w:tab w:val="right" w:pos="8210"/>
             </w:tabs>
             <w:rPr>
               <w:rFonts w:eastAsiaTheme="minorEastAsia" w:cstheme="minorBidi"/>
+              <w:smallCaps/>
               <w:noProof/>
               <w:kern w:val="2"/>
               <w:sz w:val="24"/>
               <w14:ligatures w14:val="standardContextual"/>
             </w:rPr>
           </w:pPr>
-          <w:hyperlink w:anchor="_Toc218703218" w:history="1">
+          <w:hyperlink w:anchor="_Toc219239419" w:history="1">
             <w:r>
               <w:rPr>
                 <w:rStyle w:val="Hyperlink"/>
@@ -3390,7 +3359,7 @@
                 <w:noProof/>
                 <w:webHidden/>
               </w:rPr>
-              <w:instrText xml:space="preserve"> PAGEREF _Toc218703218 \h </w:instrText>
+              <w:instrText xml:space="preserve"> PAGEREF _Toc219239419 \h </w:instrText>
             </w:r>
             <w:r>
               <w:rPr>
@@ -3410,7 +3379,7 @@
                 <w:noProof/>
                 <w:webHidden/>
               </w:rPr>
-              <w:t>18</w:t>
+              <w:t>6</w:t>
             </w:r>
             <w:r>
               <w:rPr>
@@ -3425,17 +3394,18 @@
           <w:pPr>
             <w:pStyle w:val="TOC3"/>
             <w:tabs>
-              <w:tab w:val="right" w:leader="dot" w:pos="8210"/>
+              <w:tab w:val="right" w:pos="8210"/>
             </w:tabs>
             <w:rPr>
               <w:rFonts w:eastAsiaTheme="minorEastAsia" w:cstheme="minorBidi"/>
+              <w:smallCaps/>
               <w:noProof/>
               <w:kern w:val="2"/>
               <w:sz w:val="24"/>
               <w14:ligatures w14:val="standardContextual"/>
             </w:rPr>
           </w:pPr>
-          <w:hyperlink w:anchor="_Toc218703219" w:history="1">
+          <w:hyperlink w:anchor="_Toc219239420" w:history="1">
             <w:r>
               <w:rPr>
                 <w:rStyle w:val="Hyperlink"/>
@@ -3462,7 +3432,7 @@
                 <w:noProof/>
                 <w:webHidden/>
               </w:rPr>
-              <w:instrText xml:space="preserve"> PAGEREF _Toc218703219 \h </w:instrText>
+              <w:instrText xml:space="preserve"> PAGEREF _Toc219239420 \h </w:instrText>
             </w:r>
             <w:r>
               <w:rPr>
@@ -3482,7 +3452,7 @@
                 <w:noProof/>
                 <w:webHidden/>
               </w:rPr>
-              <w:t>19</w:t>
+              <w:t>7</w:t>
             </w:r>
             <w:r>
               <w:rPr>
@@ -3497,17 +3467,18 @@
           <w:pPr>
             <w:pStyle w:val="TOC3"/>
             <w:tabs>
-              <w:tab w:val="right" w:leader="dot" w:pos="8210"/>
+              <w:tab w:val="right" w:pos="8210"/>
             </w:tabs>
             <w:rPr>
               <w:rFonts w:eastAsiaTheme="minorEastAsia" w:cstheme="minorBidi"/>
+              <w:smallCaps/>
               <w:noProof/>
               <w:kern w:val="2"/>
               <w:sz w:val="24"/>
               <w14:ligatures w14:val="standardContextual"/>
             </w:rPr>
           </w:pPr>
-          <w:hyperlink w:anchor="_Toc218703220" w:history="1">
+          <w:hyperlink w:anchor="_Toc219239421" w:history="1">
             <w:r>
               <w:rPr>
                 <w:rStyle w:val="Hyperlink"/>
@@ -3534,7 +3505,7 @@
                 <w:noProof/>
                 <w:webHidden/>
               </w:rPr>
-              <w:instrText xml:space="preserve"> PAGEREF _Toc218703220 \h </w:instrText>
+              <w:instrText xml:space="preserve"> PAGEREF _Toc219239421 \h </w:instrText>
             </w:r>
             <w:r>
               <w:rPr>
@@ -3554,7 +3525,7 @@
                 <w:noProof/>
                 <w:webHidden/>
               </w:rPr>
-              <w:t>19</w:t>
+              <w:t>7</w:t>
             </w:r>
             <w:r>
               <w:rPr>
@@ -3569,12 +3540,13 @@
           <w:pPr>
             <w:pStyle w:val="TOC2"/>
             <w:tabs>
-              <w:tab w:val="right" w:leader="dot" w:pos="8210"/>
+              <w:tab w:val="right" w:pos="8210"/>
             </w:tabs>
             <w:rPr>
               <w:rFonts w:eastAsiaTheme="minorEastAsia" w:cstheme="minorBidi"/>
               <w:b w:val="0"/>
               <w:bCs w:val="0"/>
+              <w:smallCaps/>
               <w:noProof/>
               <w:kern w:val="2"/>
               <w:sz w:val="24"/>
@@ -3582,7 +3554,7 @@
               <w14:ligatures w14:val="standardContextual"/>
             </w:rPr>
           </w:pPr>
-          <w:hyperlink w:anchor="_Toc218703221" w:history="1">
+          <w:hyperlink w:anchor="_Toc219239422" w:history="1">
             <w:r>
               <w:rPr>
                 <w:rStyle w:val="Hyperlink"/>
@@ -3609,7 +3581,7 @@
                 <w:noProof/>
                 <w:webHidden/>
               </w:rPr>
-              <w:instrText xml:space="preserve"> PAGEREF _Toc218703221 \h </w:instrText>
+              <w:instrText xml:space="preserve"> PAGEREF _Toc219239422 \h </w:instrText>
             </w:r>
             <w:r>
               <w:rPr>
@@ -3629,7 +3601,7 @@
                 <w:noProof/>
                 <w:webHidden/>
               </w:rPr>
-              <w:t>20</w:t>
+              <w:t>8</w:t>
             </w:r>
             <w:r>
               <w:rPr>
@@ -3644,17 +3616,18 @@
           <w:pPr>
             <w:pStyle w:val="TOC3"/>
             <w:tabs>
-              <w:tab w:val="right" w:leader="dot" w:pos="8210"/>
+              <w:tab w:val="right" w:pos="8210"/>
             </w:tabs>
             <w:rPr>
               <w:rFonts w:eastAsiaTheme="minorEastAsia" w:cstheme="minorBidi"/>
+              <w:smallCaps/>
               <w:noProof/>
               <w:kern w:val="2"/>
               <w:sz w:val="24"/>
               <w14:ligatures w14:val="standardContextual"/>
             </w:rPr>
           </w:pPr>
-          <w:hyperlink w:anchor="_Toc218703222" w:history="1">
+          <w:hyperlink w:anchor="_Toc219239423" w:history="1">
             <w:r>
               <w:rPr>
                 <w:rStyle w:val="Hyperlink"/>
@@ -3681,7 +3654,7 @@
                 <w:noProof/>
                 <w:webHidden/>
               </w:rPr>
-              <w:instrText xml:space="preserve"> PAGEREF _Toc218703222 \h </w:instrText>
+              <w:instrText xml:space="preserve"> PAGEREF _Toc219239423 \h </w:instrText>
             </w:r>
             <w:r>
               <w:rPr>
@@ -3701,7 +3674,7 @@
                 <w:noProof/>
                 <w:webHidden/>
               </w:rPr>
-              <w:t>20</w:t>
+              <w:t>8</w:t>
             </w:r>
             <w:r>
               <w:rPr>
@@ -3716,17 +3689,18 @@
           <w:pPr>
             <w:pStyle w:val="TOC3"/>
             <w:tabs>
-              <w:tab w:val="right" w:leader="dot" w:pos="8210"/>
+              <w:tab w:val="right" w:pos="8210"/>
             </w:tabs>
             <w:rPr>
               <w:rFonts w:eastAsiaTheme="minorEastAsia" w:cstheme="minorBidi"/>
+              <w:smallCaps/>
               <w:noProof/>
               <w:kern w:val="2"/>
               <w:sz w:val="24"/>
               <w14:ligatures w14:val="standardContextual"/>
             </w:rPr>
           </w:pPr>
-          <w:hyperlink w:anchor="_Toc218703223" w:history="1">
+          <w:hyperlink w:anchor="_Toc219239424" w:history="1">
             <w:r>
               <w:rPr>
                 <w:rStyle w:val="Hyperlink"/>
@@ -3753,7 +3727,7 @@
                 <w:noProof/>
                 <w:webHidden/>
               </w:rPr>
-              <w:instrText xml:space="preserve"> PAGEREF _Toc218703223 \h </w:instrText>
+              <w:instrText xml:space="preserve"> PAGEREF _Toc219239424 \h </w:instrText>
             </w:r>
             <w:r>
               <w:rPr>
@@ -3773,7 +3747,7 @@
                 <w:noProof/>
                 <w:webHidden/>
               </w:rPr>
-              <w:t>20</w:t>
+              <w:t>8</w:t>
             </w:r>
             <w:r>
               <w:rPr>
@@ -3788,17 +3762,18 @@
           <w:pPr>
             <w:pStyle w:val="TOC3"/>
             <w:tabs>
-              <w:tab w:val="right" w:leader="dot" w:pos="8210"/>
+              <w:tab w:val="right" w:pos="8210"/>
             </w:tabs>
             <w:rPr>
               <w:rFonts w:eastAsiaTheme="minorEastAsia" w:cstheme="minorBidi"/>
+              <w:smallCaps/>
               <w:noProof/>
               <w:kern w:val="2"/>
               <w:sz w:val="24"/>
               <w14:ligatures w14:val="standardContextual"/>
             </w:rPr>
           </w:pPr>
-          <w:hyperlink w:anchor="_Toc218703224" w:history="1">
+          <w:hyperlink w:anchor="_Toc219239425" w:history="1">
             <w:r>
               <w:rPr>
                 <w:rStyle w:val="Hyperlink"/>
@@ -3825,7 +3800,7 @@
                 <w:noProof/>
                 <w:webHidden/>
               </w:rPr>
-              <w:instrText xml:space="preserve"> PAGEREF _Toc218703224 \h </w:instrText>
+              <w:instrText xml:space="preserve"> PAGEREF _Toc219239425 \h </w:instrText>
             </w:r>
             <w:r>
               <w:rPr>
@@ -3845,7 +3820,7 @@
                 <w:noProof/>
                 <w:webHidden/>
               </w:rPr>
-              <w:t>20</w:t>
+              <w:t>8</w:t>
             </w:r>
             <w:r>
               <w:rPr>
@@ -3860,12 +3835,13 @@
           <w:pPr>
             <w:pStyle w:val="TOC2"/>
             <w:tabs>
-              <w:tab w:val="right" w:leader="dot" w:pos="8210"/>
+              <w:tab w:val="right" w:pos="8210"/>
             </w:tabs>
             <w:rPr>
               <w:rFonts w:eastAsiaTheme="minorEastAsia" w:cstheme="minorBidi"/>
               <w:b w:val="0"/>
               <w:bCs w:val="0"/>
+              <w:smallCaps/>
               <w:noProof/>
               <w:kern w:val="2"/>
               <w:sz w:val="24"/>
@@ -3873,7 +3849,7 @@
               <w14:ligatures w14:val="standardContextual"/>
             </w:rPr>
           </w:pPr>
-          <w:hyperlink w:anchor="_Toc218703225" w:history="1">
+          <w:hyperlink w:anchor="_Toc219239426" w:history="1">
             <w:r>
               <w:rPr>
                 <w:rStyle w:val="Hyperlink"/>
@@ -3900,7 +3876,7 @@
                 <w:noProof/>
                 <w:webHidden/>
               </w:rPr>
-              <w:instrText xml:space="preserve"> PAGEREF _Toc218703225 \h </w:instrText>
+              <w:instrText xml:space="preserve"> PAGEREF _Toc219239426 \h </w:instrText>
             </w:r>
             <w:r>
               <w:rPr>
@@ -3920,7 +3896,7 @@
                 <w:noProof/>
                 <w:webHidden/>
               </w:rPr>
-              <w:t>21</w:t>
+              <w:t>9</w:t>
             </w:r>
             <w:r>
               <w:rPr>
@@ -3935,17 +3911,18 @@
           <w:pPr>
             <w:pStyle w:val="TOC3"/>
             <w:tabs>
-              <w:tab w:val="right" w:leader="dot" w:pos="8210"/>
+              <w:tab w:val="right" w:pos="8210"/>
             </w:tabs>
             <w:rPr>
               <w:rFonts w:eastAsiaTheme="minorEastAsia" w:cstheme="minorBidi"/>
+              <w:smallCaps/>
               <w:noProof/>
               <w:kern w:val="2"/>
               <w:sz w:val="24"/>
               <w14:ligatures w14:val="standardContextual"/>
             </w:rPr>
           </w:pPr>
-          <w:hyperlink w:anchor="_Toc218703226" w:history="1">
+          <w:hyperlink w:anchor="_Toc219239427" w:history="1">
             <w:r>
               <w:rPr>
                 <w:rStyle w:val="Hyperlink"/>
@@ -3972,7 +3949,7 @@
                 <w:noProof/>
                 <w:webHidden/>
               </w:rPr>
-              <w:instrText xml:space="preserve"> PAGEREF _Toc218703226 \h </w:instrText>
+              <w:instrText xml:space="preserve"> PAGEREF _Toc219239427 \h </w:instrText>
             </w:r>
             <w:r>
               <w:rPr>
@@ -3992,7 +3969,7 @@
                 <w:noProof/>
                 <w:webHidden/>
               </w:rPr>
-              <w:t>21</w:t>
+              <w:t>9</w:t>
             </w:r>
             <w:r>
               <w:rPr>
@@ -4007,17 +3984,18 @@
           <w:pPr>
             <w:pStyle w:val="TOC3"/>
             <w:tabs>
-              <w:tab w:val="right" w:leader="dot" w:pos="8210"/>
+              <w:tab w:val="right" w:pos="8210"/>
             </w:tabs>
             <w:rPr>
               <w:rFonts w:eastAsiaTheme="minorEastAsia" w:cstheme="minorBidi"/>
+              <w:smallCaps/>
               <w:noProof/>
               <w:kern w:val="2"/>
               <w:sz w:val="24"/>
               <w14:ligatures w14:val="standardContextual"/>
             </w:rPr>
           </w:pPr>
-          <w:hyperlink w:anchor="_Toc218703227" w:history="1">
+          <w:hyperlink w:anchor="_Toc219239428" w:history="1">
             <w:r>
               <w:rPr>
                 <w:rStyle w:val="Hyperlink"/>
@@ -4044,7 +4022,7 @@
                 <w:noProof/>
                 <w:webHidden/>
               </w:rPr>
-              <w:instrText xml:space="preserve"> PAGEREF _Toc218703227 \h </w:instrText>
+              <w:instrText xml:space="preserve"> PAGEREF _Toc219239428 \h </w:instrText>
             </w:r>
             <w:r>
               <w:rPr>
@@ -4064,7 +4042,7 @@
                 <w:noProof/>
                 <w:webHidden/>
               </w:rPr>
-              <w:t>21</w:t>
+              <w:t>9</w:t>
             </w:r>
             <w:r>
               <w:rPr>
@@ -4079,17 +4057,18 @@
           <w:pPr>
             <w:pStyle w:val="TOC3"/>
             <w:tabs>
-              <w:tab w:val="right" w:leader="dot" w:pos="8210"/>
+              <w:tab w:val="right" w:pos="8210"/>
             </w:tabs>
             <w:rPr>
               <w:rFonts w:eastAsiaTheme="minorEastAsia" w:cstheme="minorBidi"/>
+              <w:smallCaps/>
               <w:noProof/>
               <w:kern w:val="2"/>
               <w:sz w:val="24"/>
               <w14:ligatures w14:val="standardContextual"/>
             </w:rPr>
           </w:pPr>
-          <w:hyperlink w:anchor="_Toc218703228" w:history="1">
+          <w:hyperlink w:anchor="_Toc219239429" w:history="1">
             <w:r>
               <w:rPr>
                 <w:rStyle w:val="Hyperlink"/>
@@ -4116,7 +4095,7 @@
                 <w:noProof/>
                 <w:webHidden/>
               </w:rPr>
-              <w:instrText xml:space="preserve"> PAGEREF _Toc218703228 \h </w:instrText>
+              <w:instrText xml:space="preserve"> PAGEREF _Toc219239429 \h </w:instrText>
             </w:r>
             <w:r>
               <w:rPr>
@@ -4136,7 +4115,7 @@
                 <w:noProof/>
                 <w:webHidden/>
               </w:rPr>
-              <w:t>22</w:t>
+              <w:t>10</w:t>
             </w:r>
             <w:r>
               <w:rPr>
@@ -4151,17 +4130,18 @@
           <w:pPr>
             <w:pStyle w:val="TOC3"/>
             <w:tabs>
-              <w:tab w:val="right" w:leader="dot" w:pos="8210"/>
+              <w:tab w:val="right" w:pos="8210"/>
             </w:tabs>
             <w:rPr>
               <w:rFonts w:eastAsiaTheme="minorEastAsia" w:cstheme="minorBidi"/>
+              <w:smallCaps/>
               <w:noProof/>
               <w:kern w:val="2"/>
               <w:sz w:val="24"/>
               <w14:ligatures w14:val="standardContextual"/>
             </w:rPr>
           </w:pPr>
-          <w:hyperlink w:anchor="_Toc218703229" w:history="1">
+          <w:hyperlink w:anchor="_Toc219239430" w:history="1">
             <w:r>
               <w:rPr>
                 <w:rStyle w:val="Hyperlink"/>
@@ -4188,7 +4168,7 @@
                 <w:noProof/>
                 <w:webHidden/>
               </w:rPr>
-              <w:instrText xml:space="preserve"> PAGEREF _Toc218703229 \h </w:instrText>
+              <w:instrText xml:space="preserve"> PAGEREF _Toc219239430 \h </w:instrText>
             </w:r>
             <w:r>
               <w:rPr>
@@ -4208,7 +4188,7 @@
                 <w:noProof/>
                 <w:webHidden/>
               </w:rPr>
-              <w:t>22</w:t>
+              <w:t>10</w:t>
             </w:r>
             <w:r>
               <w:rPr>
@@ -4223,12 +4203,13 @@
           <w:pPr>
             <w:pStyle w:val="TOC2"/>
             <w:tabs>
-              <w:tab w:val="right" w:leader="dot" w:pos="8210"/>
+              <w:tab w:val="right" w:pos="8210"/>
             </w:tabs>
             <w:rPr>
               <w:rFonts w:eastAsiaTheme="minorEastAsia" w:cstheme="minorBidi"/>
               <w:b w:val="0"/>
               <w:bCs w:val="0"/>
+              <w:smallCaps/>
               <w:noProof/>
               <w:kern w:val="2"/>
               <w:sz w:val="24"/>
@@ -4236,7 +4217,7 @@
               <w14:ligatures w14:val="standardContextual"/>
             </w:rPr>
           </w:pPr>
-          <w:hyperlink w:anchor="_Toc218703230" w:history="1">
+          <w:hyperlink w:anchor="_Toc219239431" w:history="1">
             <w:r>
               <w:rPr>
                 <w:rStyle w:val="Hyperlink"/>
@@ -4263,7 +4244,7 @@
                 <w:noProof/>
                 <w:webHidden/>
               </w:rPr>
-              <w:instrText xml:space="preserve"> PAGEREF _Toc218703230 \h </w:instrText>
+              <w:instrText xml:space="preserve"> PAGEREF _Toc219239431 \h </w:instrText>
             </w:r>
             <w:r>
               <w:rPr>
@@ -4283,7 +4264,7 @@
                 <w:noProof/>
                 <w:webHidden/>
               </w:rPr>
-              <w:t>23</w:t>
+              <w:t>11</w:t>
             </w:r>
             <w:r>
               <w:rPr>
@@ -4298,17 +4279,18 @@
           <w:pPr>
             <w:pStyle w:val="TOC3"/>
             <w:tabs>
-              <w:tab w:val="right" w:leader="dot" w:pos="8210"/>
+              <w:tab w:val="right" w:pos="8210"/>
             </w:tabs>
             <w:rPr>
               <w:rFonts w:eastAsiaTheme="minorEastAsia" w:cstheme="minorBidi"/>
+              <w:smallCaps/>
               <w:noProof/>
               <w:kern w:val="2"/>
               <w:sz w:val="24"/>
               <w14:ligatures w14:val="standardContextual"/>
             </w:rPr>
           </w:pPr>
-          <w:hyperlink w:anchor="_Toc218703231" w:history="1">
+          <w:hyperlink w:anchor="_Toc219239432" w:history="1">
             <w:r>
               <w:rPr>
                 <w:rStyle w:val="Hyperlink"/>
@@ -4335,7 +4317,7 @@
                 <w:noProof/>
                 <w:webHidden/>
               </w:rPr>
-              <w:instrText xml:space="preserve"> PAGEREF _Toc218703231 \h </w:instrText>
+              <w:instrText xml:space="preserve"> PAGEREF _Toc219239432 \h </w:instrText>
             </w:r>
             <w:r>
               <w:rPr>
@@ -4355,7 +4337,7 @@
                 <w:noProof/>
                 <w:webHidden/>
               </w:rPr>
-              <w:t>23</w:t>
+              <w:t>11</w:t>
             </w:r>
             <w:r>
               <w:rPr>
@@ -4370,17 +4352,18 @@
           <w:pPr>
             <w:pStyle w:val="TOC3"/>
             <w:tabs>
-              <w:tab w:val="right" w:leader="dot" w:pos="8210"/>
+              <w:tab w:val="right" w:pos="8210"/>
             </w:tabs>
             <w:rPr>
               <w:rFonts w:eastAsiaTheme="minorEastAsia" w:cstheme="minorBidi"/>
+              <w:smallCaps/>
               <w:noProof/>
               <w:kern w:val="2"/>
               <w:sz w:val="24"/>
               <w14:ligatures w14:val="standardContextual"/>
             </w:rPr>
           </w:pPr>
-          <w:hyperlink w:anchor="_Toc218703232" w:history="1">
+          <w:hyperlink w:anchor="_Toc219239433" w:history="1">
             <w:r>
               <w:rPr>
                 <w:rStyle w:val="Hyperlink"/>
@@ -4407,7 +4390,7 @@
                 <w:noProof/>
                 <w:webHidden/>
               </w:rPr>
-              <w:instrText xml:space="preserve"> PAGEREF _Toc218703232 \h </w:instrText>
+              <w:instrText xml:space="preserve"> PAGEREF _Toc219239433 \h </w:instrText>
             </w:r>
             <w:r>
               <w:rPr>
@@ -4427,7 +4410,7 @@
                 <w:noProof/>
                 <w:webHidden/>
               </w:rPr>
-              <w:t>23</w:t>
+              <w:t>11</w:t>
             </w:r>
             <w:r>
               <w:rPr>
@@ -4442,17 +4425,18 @@
           <w:pPr>
             <w:pStyle w:val="TOC3"/>
             <w:tabs>
-              <w:tab w:val="right" w:leader="dot" w:pos="8210"/>
+              <w:tab w:val="right" w:pos="8210"/>
             </w:tabs>
             <w:rPr>
               <w:rFonts w:eastAsiaTheme="minorEastAsia" w:cstheme="minorBidi"/>
+              <w:smallCaps/>
               <w:noProof/>
               <w:kern w:val="2"/>
               <w:sz w:val="24"/>
               <w14:ligatures w14:val="standardContextual"/>
             </w:rPr>
           </w:pPr>
-          <w:hyperlink w:anchor="_Toc218703233" w:history="1">
+          <w:hyperlink w:anchor="_Toc219239434" w:history="1">
             <w:r>
               <w:rPr>
                 <w:rStyle w:val="Hyperlink"/>
@@ -4479,7 +4463,7 @@
                 <w:noProof/>
                 <w:webHidden/>
               </w:rPr>
-              <w:instrText xml:space="preserve"> PAGEREF _Toc218703233 \h </w:instrText>
+              <w:instrText xml:space="preserve"> PAGEREF _Toc219239434 \h </w:instrText>
             </w:r>
             <w:r>
               <w:rPr>
@@ -4499,7 +4483,7 @@
                 <w:noProof/>
                 <w:webHidden/>
               </w:rPr>
-              <w:t>24</w:t>
+              <w:t>12</w:t>
             </w:r>
             <w:r>
               <w:rPr>
@@ -4514,12 +4498,13 @@
           <w:pPr>
             <w:pStyle w:val="TOC2"/>
             <w:tabs>
-              <w:tab w:val="right" w:leader="dot" w:pos="8210"/>
+              <w:tab w:val="right" w:pos="8210"/>
             </w:tabs>
             <w:rPr>
               <w:rFonts w:eastAsiaTheme="minorEastAsia" w:cstheme="minorBidi"/>
               <w:b w:val="0"/>
               <w:bCs w:val="0"/>
+              <w:smallCaps/>
               <w:noProof/>
               <w:kern w:val="2"/>
               <w:sz w:val="24"/>
@@ -4527,7 +4512,7 @@
               <w14:ligatures w14:val="standardContextual"/>
             </w:rPr>
           </w:pPr>
-          <w:hyperlink w:anchor="_Toc218703234" w:history="1">
+          <w:hyperlink w:anchor="_Toc219239435" w:history="1">
             <w:r>
               <w:rPr>
                 <w:rStyle w:val="Hyperlink"/>
@@ -4554,7 +4539,7 @@
                 <w:noProof/>
                 <w:webHidden/>
               </w:rPr>
-              <w:instrText xml:space="preserve"> PAGEREF _Toc218703234 \h </w:instrText>
+              <w:instrText xml:space="preserve"> PAGEREF _Toc219239435 \h </w:instrText>
             </w:r>
             <w:r>
               <w:rPr>
@@ -4574,7 +4559,7 @@
                 <w:noProof/>
                 <w:webHidden/>
               </w:rPr>
-              <w:t>24</w:t>
+              <w:t>12</w:t>
             </w:r>
             <w:r>
               <w:rPr>
@@ -4589,21 +4574,20 @@
           <w:pPr>
             <w:pStyle w:val="TOC1"/>
             <w:tabs>
-              <w:tab w:val="right" w:leader="dot" w:pos="8210"/>
+              <w:tab w:val="right" w:pos="8210"/>
             </w:tabs>
             <w:rPr>
               <w:rFonts w:eastAsiaTheme="minorEastAsia" w:cstheme="minorBidi"/>
               <w:b w:val="0"/>
               <w:bCs w:val="0"/>
-              <w:i w:val="0"/>
-              <w:iCs w:val="0"/>
+              <w:caps/>
               <w:noProof/>
               <w:kern w:val="2"/>
               <w:szCs w:val="24"/>
               <w14:ligatures w14:val="standardContextual"/>
             </w:rPr>
           </w:pPr>
-          <w:hyperlink w:anchor="_Toc218703235" w:history="1">
+          <w:hyperlink w:anchor="_Toc219239436" w:history="1">
             <w:r>
               <w:rPr>
                 <w:rStyle w:val="Hyperlink"/>
@@ -4630,7 +4614,7 @@
                 <w:noProof/>
                 <w:webHidden/>
               </w:rPr>
-              <w:instrText xml:space="preserve"> PAGEREF _Toc218703235 \h </w:instrText>
+              <w:instrText xml:space="preserve"> PAGEREF _Toc219239436 \h </w:instrText>
             </w:r>
             <w:r>
               <w:rPr>
@@ -4650,7 +4634,7 @@
                 <w:noProof/>
                 <w:webHidden/>
               </w:rPr>
-              <w:t>25</w:t>
+              <w:t>13</w:t>
             </w:r>
             <w:r>
               <w:rPr>
@@ -4665,12 +4649,13 @@
           <w:pPr>
             <w:pStyle w:val="TOC2"/>
             <w:tabs>
-              <w:tab w:val="right" w:leader="dot" w:pos="8210"/>
+              <w:tab w:val="right" w:pos="8210"/>
             </w:tabs>
             <w:rPr>
               <w:rFonts w:eastAsiaTheme="minorEastAsia" w:cstheme="minorBidi"/>
               <w:b w:val="0"/>
               <w:bCs w:val="0"/>
+              <w:smallCaps/>
               <w:noProof/>
               <w:kern w:val="2"/>
               <w:sz w:val="24"/>
@@ -4678,7 +4663,7 @@
               <w14:ligatures w14:val="standardContextual"/>
             </w:rPr>
           </w:pPr>
-          <w:hyperlink w:anchor="_Toc218703236" w:history="1">
+          <w:hyperlink w:anchor="_Toc219239437" w:history="1">
             <w:r>
               <w:rPr>
                 <w:rStyle w:val="Hyperlink"/>
@@ -4705,7 +4690,7 @@
                 <w:noProof/>
                 <w:webHidden/>
               </w:rPr>
-              <w:instrText xml:space="preserve"> PAGEREF _Toc218703236 \h </w:instrText>
+              <w:instrText xml:space="preserve"> PAGEREF _Toc219239437 \h </w:instrText>
             </w:r>
             <w:r>
               <w:rPr>
@@ -4725,7 +4710,7 @@
                 <w:noProof/>
                 <w:webHidden/>
               </w:rPr>
-              <w:t>25</w:t>
+              <w:t>13</w:t>
             </w:r>
             <w:r>
               <w:rPr>
@@ -4740,12 +4725,13 @@
           <w:pPr>
             <w:pStyle w:val="TOC2"/>
             <w:tabs>
-              <w:tab w:val="right" w:leader="dot" w:pos="8210"/>
+              <w:tab w:val="right" w:pos="8210"/>
             </w:tabs>
             <w:rPr>
               <w:rFonts w:eastAsiaTheme="minorEastAsia" w:cstheme="minorBidi"/>
               <w:b w:val="0"/>
               <w:bCs w:val="0"/>
+              <w:smallCaps/>
               <w:noProof/>
               <w:kern w:val="2"/>
               <w:sz w:val="24"/>
@@ -4753,7 +4739,7 @@
               <w14:ligatures w14:val="standardContextual"/>
             </w:rPr>
           </w:pPr>
-          <w:hyperlink w:anchor="_Toc218703237" w:history="1">
+          <w:hyperlink w:anchor="_Toc219239438" w:history="1">
             <w:r>
               <w:rPr>
                 <w:rStyle w:val="Hyperlink"/>
@@ -4780,7 +4766,7 @@
                 <w:noProof/>
                 <w:webHidden/>
               </w:rPr>
-              <w:instrText xml:space="preserve"> PAGEREF _Toc218703237 \h </w:instrText>
+              <w:instrText xml:space="preserve"> PAGEREF _Toc219239438 \h </w:instrText>
             </w:r>
             <w:r>
               <w:rPr>
@@ -4800,7 +4786,7 @@
                 <w:noProof/>
                 <w:webHidden/>
               </w:rPr>
-              <w:t>26</w:t>
+              <w:t>14</w:t>
             </w:r>
             <w:r>
               <w:rPr>
@@ -4815,17 +4801,18 @@
           <w:pPr>
             <w:pStyle w:val="TOC3"/>
             <w:tabs>
-              <w:tab w:val="right" w:leader="dot" w:pos="8210"/>
+              <w:tab w:val="right" w:pos="8210"/>
             </w:tabs>
             <w:rPr>
               <w:rFonts w:eastAsiaTheme="minorEastAsia" w:cstheme="minorBidi"/>
+              <w:smallCaps/>
               <w:noProof/>
               <w:kern w:val="2"/>
               <w:sz w:val="24"/>
               <w14:ligatures w14:val="standardContextual"/>
             </w:rPr>
           </w:pPr>
-          <w:hyperlink w:anchor="_Toc218703238" w:history="1">
+          <w:hyperlink w:anchor="_Toc219239439" w:history="1">
             <w:r>
               <w:rPr>
                 <w:rStyle w:val="Hyperlink"/>
@@ -4852,7 +4839,7 @@
                 <w:noProof/>
                 <w:webHidden/>
               </w:rPr>
-              <w:instrText xml:space="preserve"> PAGEREF _Toc218703238 \h </w:instrText>
+              <w:instrText xml:space="preserve"> PAGEREF _Toc219239439 \h </w:instrText>
             </w:r>
             <w:r>
               <w:rPr>
@@ -4872,7 +4859,7 @@
                 <w:noProof/>
                 <w:webHidden/>
               </w:rPr>
-              <w:t>26</w:t>
+              <w:t>14</w:t>
             </w:r>
             <w:r>
               <w:rPr>
@@ -4887,17 +4874,18 @@
           <w:pPr>
             <w:pStyle w:val="TOC3"/>
             <w:tabs>
-              <w:tab w:val="right" w:leader="dot" w:pos="8210"/>
+              <w:tab w:val="right" w:pos="8210"/>
             </w:tabs>
             <w:rPr>
               <w:rFonts w:eastAsiaTheme="minorEastAsia" w:cstheme="minorBidi"/>
+              <w:smallCaps/>
               <w:noProof/>
               <w:kern w:val="2"/>
               <w:sz w:val="24"/>
               <w14:ligatures w14:val="standardContextual"/>
             </w:rPr>
           </w:pPr>
-          <w:hyperlink w:anchor="_Toc218703239" w:history="1">
+          <w:hyperlink w:anchor="_Toc219239440" w:history="1">
             <w:r>
               <w:rPr>
                 <w:rStyle w:val="Hyperlink"/>
@@ -4924,7 +4912,7 @@
                 <w:noProof/>
                 <w:webHidden/>
               </w:rPr>
-              <w:instrText xml:space="preserve"> PAGEREF _Toc218703239 \h </w:instrText>
+              <w:instrText xml:space="preserve"> PAGEREF _Toc219239440 \h </w:instrText>
             </w:r>
             <w:r>
               <w:rPr>
@@ -4944,7 +4932,7 @@
                 <w:noProof/>
                 <w:webHidden/>
               </w:rPr>
-              <w:t>26</w:t>
+              <w:t>14</w:t>
             </w:r>
             <w:r>
               <w:rPr>
@@ -4959,12 +4947,13 @@
           <w:pPr>
             <w:pStyle w:val="TOC2"/>
             <w:tabs>
-              <w:tab w:val="right" w:leader="dot" w:pos="8210"/>
+              <w:tab w:val="right" w:pos="8210"/>
             </w:tabs>
             <w:rPr>
               <w:rFonts w:eastAsiaTheme="minorEastAsia" w:cstheme="minorBidi"/>
               <w:b w:val="0"/>
               <w:bCs w:val="0"/>
+              <w:smallCaps/>
               <w:noProof/>
               <w:kern w:val="2"/>
               <w:sz w:val="24"/>
@@ -4972,7 +4961,7 @@
               <w14:ligatures w14:val="standardContextual"/>
             </w:rPr>
           </w:pPr>
-          <w:hyperlink w:anchor="_Toc218703240" w:history="1">
+          <w:hyperlink w:anchor="_Toc219239441" w:history="1">
             <w:r>
               <w:rPr>
                 <w:rStyle w:val="Hyperlink"/>
@@ -4999,7 +4988,7 @@
                 <w:noProof/>
                 <w:webHidden/>
               </w:rPr>
-              <w:instrText xml:space="preserve"> PAGEREF _Toc218703240 \h </w:instrText>
+              <w:instrText xml:space="preserve"> PAGEREF _Toc219239441 \h </w:instrText>
             </w:r>
             <w:r>
               <w:rPr>
@@ -5019,7 +5008,7 @@
                 <w:noProof/>
                 <w:webHidden/>
               </w:rPr>
-              <w:t>26</w:t>
+              <w:t>14</w:t>
             </w:r>
             <w:r>
               <w:rPr>
@@ -5034,17 +5023,18 @@
           <w:pPr>
             <w:pStyle w:val="TOC3"/>
             <w:tabs>
-              <w:tab w:val="right" w:leader="dot" w:pos="8210"/>
+              <w:tab w:val="right" w:pos="8210"/>
             </w:tabs>
             <w:rPr>
               <w:rFonts w:eastAsiaTheme="minorEastAsia" w:cstheme="minorBidi"/>
+              <w:smallCaps/>
               <w:noProof/>
               <w:kern w:val="2"/>
               <w:sz w:val="24"/>
               <w14:ligatures w14:val="standardContextual"/>
             </w:rPr>
           </w:pPr>
-          <w:hyperlink w:anchor="_Toc218703241" w:history="1">
+          <w:hyperlink w:anchor="_Toc219239442" w:history="1">
             <w:r>
               <w:rPr>
                 <w:rStyle w:val="Hyperlink"/>
@@ -5071,7 +5061,7 @@
                 <w:noProof/>
                 <w:webHidden/>
               </w:rPr>
-              <w:instrText xml:space="preserve"> PAGEREF _Toc218703241 \h </w:instrText>
+              <w:instrText xml:space="preserve"> PAGEREF _Toc219239442 \h </w:instrText>
             </w:r>
             <w:r>
               <w:rPr>
@@ -5091,7 +5081,7 @@
                 <w:noProof/>
                 <w:webHidden/>
               </w:rPr>
-              <w:t>26</w:t>
+              <w:t>14</w:t>
             </w:r>
             <w:r>
               <w:rPr>
@@ -5106,17 +5096,18 @@
           <w:pPr>
             <w:pStyle w:val="TOC3"/>
             <w:tabs>
-              <w:tab w:val="right" w:leader="dot" w:pos="8210"/>
+              <w:tab w:val="right" w:pos="8210"/>
             </w:tabs>
             <w:rPr>
               <w:rFonts w:eastAsiaTheme="minorEastAsia" w:cstheme="minorBidi"/>
+              <w:smallCaps/>
               <w:noProof/>
               <w:kern w:val="2"/>
               <w:sz w:val="24"/>
               <w14:ligatures w14:val="standardContextual"/>
             </w:rPr>
           </w:pPr>
-          <w:hyperlink w:anchor="_Toc218703242" w:history="1">
+          <w:hyperlink w:anchor="_Toc219239443" w:history="1">
             <w:r>
               <w:rPr>
                 <w:rStyle w:val="Hyperlink"/>
@@ -5143,7 +5134,7 @@
                 <w:noProof/>
                 <w:webHidden/>
               </w:rPr>
-              <w:instrText xml:space="preserve"> PAGEREF _Toc218703242 \h </w:instrText>
+              <w:instrText xml:space="preserve"> PAGEREF _Toc219239443 \h </w:instrText>
             </w:r>
             <w:r>
               <w:rPr>
@@ -5163,7 +5154,7 @@
                 <w:noProof/>
                 <w:webHidden/>
               </w:rPr>
-              <w:t>26</w:t>
+              <w:t>14</w:t>
             </w:r>
             <w:r>
               <w:rPr>
@@ -5178,12 +5169,13 @@
           <w:pPr>
             <w:pStyle w:val="TOC2"/>
             <w:tabs>
-              <w:tab w:val="right" w:leader="dot" w:pos="8210"/>
+              <w:tab w:val="right" w:pos="8210"/>
             </w:tabs>
             <w:rPr>
               <w:rFonts w:eastAsiaTheme="minorEastAsia" w:cstheme="minorBidi"/>
               <w:b w:val="0"/>
               <w:bCs w:val="0"/>
+              <w:smallCaps/>
               <w:noProof/>
               <w:kern w:val="2"/>
               <w:sz w:val="24"/>
@@ -5191,7 +5183,7 @@
               <w14:ligatures w14:val="standardContextual"/>
             </w:rPr>
           </w:pPr>
-          <w:hyperlink w:anchor="_Toc218703243" w:history="1">
+          <w:hyperlink w:anchor="_Toc219239444" w:history="1">
             <w:r>
               <w:rPr>
                 <w:rStyle w:val="Hyperlink"/>
@@ -5218,7 +5210,7 @@
                 <w:noProof/>
                 <w:webHidden/>
               </w:rPr>
-              <w:instrText xml:space="preserve"> PAGEREF _Toc218703243 \h </w:instrText>
+              <w:instrText xml:space="preserve"> PAGEREF _Toc219239444 \h </w:instrText>
             </w:r>
             <w:r>
               <w:rPr>
@@ -5238,7 +5230,7 @@
                 <w:noProof/>
                 <w:webHidden/>
               </w:rPr>
-              <w:t>27</w:t>
+              <w:t>15</w:t>
             </w:r>
             <w:r>
               <w:rPr>
@@ -5253,17 +5245,18 @@
           <w:pPr>
             <w:pStyle w:val="TOC3"/>
             <w:tabs>
-              <w:tab w:val="right" w:leader="dot" w:pos="8210"/>
+              <w:tab w:val="right" w:pos="8210"/>
             </w:tabs>
             <w:rPr>
               <w:rFonts w:eastAsiaTheme="minorEastAsia" w:cstheme="minorBidi"/>
+              <w:smallCaps/>
               <w:noProof/>
               <w:kern w:val="2"/>
               <w:sz w:val="24"/>
               <w14:ligatures w14:val="standardContextual"/>
             </w:rPr>
           </w:pPr>
-          <w:hyperlink w:anchor="_Toc218703244" w:history="1">
+          <w:hyperlink w:anchor="_Toc219239445" w:history="1">
             <w:r>
               <w:rPr>
                 <w:rStyle w:val="Hyperlink"/>
@@ -5290,7 +5283,7 @@
                 <w:noProof/>
                 <w:webHidden/>
               </w:rPr>
-              <w:instrText xml:space="preserve"> PAGEREF _Toc218703244 \h </w:instrText>
+              <w:instrText xml:space="preserve"> PAGEREF _Toc219239445 \h </w:instrText>
             </w:r>
             <w:r>
               <w:rPr>
@@ -5310,7 +5303,7 @@
                 <w:noProof/>
                 <w:webHidden/>
               </w:rPr>
-              <w:t>27</w:t>
+              <w:t>15</w:t>
             </w:r>
             <w:r>
               <w:rPr>
@@ -5325,17 +5318,18 @@
           <w:pPr>
             <w:pStyle w:val="TOC3"/>
             <w:tabs>
-              <w:tab w:val="right" w:leader="dot" w:pos="8210"/>
+              <w:tab w:val="right" w:pos="8210"/>
             </w:tabs>
             <w:rPr>
               <w:rFonts w:eastAsiaTheme="minorEastAsia" w:cstheme="minorBidi"/>
+              <w:smallCaps/>
               <w:noProof/>
               <w:kern w:val="2"/>
               <w:sz w:val="24"/>
               <w14:ligatures w14:val="standardContextual"/>
             </w:rPr>
           </w:pPr>
-          <w:hyperlink w:anchor="_Toc218703245" w:history="1">
+          <w:hyperlink w:anchor="_Toc219239446" w:history="1">
             <w:r>
               <w:rPr>
                 <w:rStyle w:val="Hyperlink"/>
@@ -5362,7 +5356,7 @@
                 <w:noProof/>
                 <w:webHidden/>
               </w:rPr>
-              <w:instrText xml:space="preserve"> PAGEREF _Toc218703245 \h </w:instrText>
+              <w:instrText xml:space="preserve"> PAGEREF _Toc219239446 \h </w:instrText>
             </w:r>
             <w:r>
               <w:rPr>
@@ -5382,7 +5376,7 @@
                 <w:noProof/>
                 <w:webHidden/>
               </w:rPr>
-              <w:t>27</w:t>
+              <w:t>15</w:t>
             </w:r>
             <w:r>
               <w:rPr>
@@ -5397,17 +5391,18 @@
           <w:pPr>
             <w:pStyle w:val="TOC3"/>
             <w:tabs>
-              <w:tab w:val="right" w:leader="dot" w:pos="8210"/>
+              <w:tab w:val="right" w:pos="8210"/>
             </w:tabs>
             <w:rPr>
               <w:rFonts w:eastAsiaTheme="minorEastAsia" w:cstheme="minorBidi"/>
+              <w:smallCaps/>
               <w:noProof/>
               <w:kern w:val="2"/>
               <w:sz w:val="24"/>
               <w14:ligatures w14:val="standardContextual"/>
             </w:rPr>
           </w:pPr>
-          <w:hyperlink w:anchor="_Toc218703246" w:history="1">
+          <w:hyperlink w:anchor="_Toc219239447" w:history="1">
             <w:r>
               <w:rPr>
                 <w:rStyle w:val="Hyperlink"/>
@@ -5434,7 +5429,7 @@
                 <w:noProof/>
                 <w:webHidden/>
               </w:rPr>
-              <w:instrText xml:space="preserve"> PAGEREF _Toc218703246 \h </w:instrText>
+              <w:instrText xml:space="preserve"> PAGEREF _Toc219239447 \h </w:instrText>
             </w:r>
             <w:r>
               <w:rPr>
@@ -5454,7 +5449,7 @@
                 <w:noProof/>
                 <w:webHidden/>
               </w:rPr>
-              <w:t>28</w:t>
+              <w:t>16</w:t>
             </w:r>
             <w:r>
               <w:rPr>
@@ -5469,12 +5464,13 @@
           <w:pPr>
             <w:pStyle w:val="TOC2"/>
             <w:tabs>
-              <w:tab w:val="right" w:leader="dot" w:pos="8210"/>
+              <w:tab w:val="right" w:pos="8210"/>
             </w:tabs>
             <w:rPr>
               <w:rFonts w:eastAsiaTheme="minorEastAsia" w:cstheme="minorBidi"/>
               <w:b w:val="0"/>
               <w:bCs w:val="0"/>
+              <w:smallCaps/>
               <w:noProof/>
               <w:kern w:val="2"/>
               <w:sz w:val="24"/>
@@ -5482,7 +5478,7 @@
               <w14:ligatures w14:val="standardContextual"/>
             </w:rPr>
           </w:pPr>
-          <w:hyperlink w:anchor="_Toc218703247" w:history="1">
+          <w:hyperlink w:anchor="_Toc219239448" w:history="1">
             <w:r>
               <w:rPr>
                 <w:rStyle w:val="Hyperlink"/>
@@ -5509,7 +5505,7 @@
                 <w:noProof/>
                 <w:webHidden/>
               </w:rPr>
-              <w:instrText xml:space="preserve"> PAGEREF _Toc218703247 \h </w:instrText>
+              <w:instrText xml:space="preserve"> PAGEREF _Toc219239448 \h </w:instrText>
             </w:r>
             <w:r>
               <w:rPr>
@@ -5529,7 +5525,7 @@
                 <w:noProof/>
                 <w:webHidden/>
               </w:rPr>
-              <w:t>28</w:t>
+              <w:t>16</w:t>
             </w:r>
             <w:r>
               <w:rPr>
@@ -5544,17 +5540,18 @@
           <w:pPr>
             <w:pStyle w:val="TOC3"/>
             <w:tabs>
-              <w:tab w:val="right" w:leader="dot" w:pos="8210"/>
+              <w:tab w:val="right" w:pos="8210"/>
             </w:tabs>
             <w:rPr>
               <w:rFonts w:eastAsiaTheme="minorEastAsia" w:cstheme="minorBidi"/>
+              <w:smallCaps/>
               <w:noProof/>
               <w:kern w:val="2"/>
               <w:sz w:val="24"/>
               <w14:ligatures w14:val="standardContextual"/>
             </w:rPr>
           </w:pPr>
-          <w:hyperlink w:anchor="_Toc218703248" w:history="1">
+          <w:hyperlink w:anchor="_Toc219239449" w:history="1">
             <w:r>
               <w:rPr>
                 <w:rStyle w:val="Hyperlink"/>
@@ -5581,7 +5578,7 @@
                 <w:noProof/>
                 <w:webHidden/>
               </w:rPr>
-              <w:instrText xml:space="preserve"> PAGEREF _Toc218703248 \h </w:instrText>
+              <w:instrText xml:space="preserve"> PAGEREF _Toc219239449 \h </w:instrText>
             </w:r>
             <w:r>
               <w:rPr>
@@ -5601,7 +5598,7 @@
                 <w:noProof/>
                 <w:webHidden/>
               </w:rPr>
-              <w:t>28</w:t>
+              <w:t>16</w:t>
             </w:r>
             <w:r>
               <w:rPr>
@@ -5616,17 +5613,18 @@
           <w:pPr>
             <w:pStyle w:val="TOC3"/>
             <w:tabs>
-              <w:tab w:val="right" w:leader="dot" w:pos="8210"/>
+              <w:tab w:val="right" w:pos="8210"/>
             </w:tabs>
             <w:rPr>
               <w:rFonts w:eastAsiaTheme="minorEastAsia" w:cstheme="minorBidi"/>
+              <w:smallCaps/>
               <w:noProof/>
               <w:kern w:val="2"/>
               <w:sz w:val="24"/>
               <w14:ligatures w14:val="standardContextual"/>
             </w:rPr>
           </w:pPr>
-          <w:hyperlink w:anchor="_Toc218703249" w:history="1">
+          <w:hyperlink w:anchor="_Toc219239450" w:history="1">
             <w:r>
               <w:rPr>
                 <w:rStyle w:val="Hyperlink"/>
@@ -5653,7 +5651,7 @@
                 <w:noProof/>
                 <w:webHidden/>
               </w:rPr>
-              <w:instrText xml:space="preserve"> PAGEREF _Toc218703249 \h </w:instrText>
+              <w:instrText xml:space="preserve"> PAGEREF _Toc219239450 \h </w:instrText>
             </w:r>
             <w:r>
               <w:rPr>
@@ -5673,7 +5671,7 @@
                 <w:noProof/>
                 <w:webHidden/>
               </w:rPr>
-              <w:t>29</w:t>
+              <w:t>17</w:t>
             </w:r>
             <w:r>
               <w:rPr>
@@ -5688,17 +5686,18 @@
           <w:pPr>
             <w:pStyle w:val="TOC3"/>
             <w:tabs>
-              <w:tab w:val="right" w:leader="dot" w:pos="8210"/>
+              <w:tab w:val="right" w:pos="8210"/>
             </w:tabs>
             <w:rPr>
               <w:rFonts w:eastAsiaTheme="minorEastAsia" w:cstheme="minorBidi"/>
+              <w:smallCaps/>
               <w:noProof/>
               <w:kern w:val="2"/>
               <w:sz w:val="24"/>
               <w14:ligatures w14:val="standardContextual"/>
             </w:rPr>
           </w:pPr>
-          <w:hyperlink w:anchor="_Toc218703250" w:history="1">
+          <w:hyperlink w:anchor="_Toc219239451" w:history="1">
             <w:r>
               <w:rPr>
                 <w:rStyle w:val="Hyperlink"/>
@@ -5725,7 +5724,7 @@
                 <w:noProof/>
                 <w:webHidden/>
               </w:rPr>
-              <w:instrText xml:space="preserve"> PAGEREF _Toc218703250 \h </w:instrText>
+              <w:instrText xml:space="preserve"> PAGEREF _Toc219239451 \h </w:instrText>
             </w:r>
             <w:r>
               <w:rPr>
@@ -5745,7 +5744,7 @@
                 <w:noProof/>
                 <w:webHidden/>
               </w:rPr>
-              <w:t>29</w:t>
+              <w:t>17</w:t>
             </w:r>
             <w:r>
               <w:rPr>
@@ -5760,12 +5759,13 @@
           <w:pPr>
             <w:pStyle w:val="TOC2"/>
             <w:tabs>
-              <w:tab w:val="right" w:leader="dot" w:pos="8210"/>
+              <w:tab w:val="right" w:pos="8210"/>
             </w:tabs>
             <w:rPr>
               <w:rFonts w:eastAsiaTheme="minorEastAsia" w:cstheme="minorBidi"/>
               <w:b w:val="0"/>
               <w:bCs w:val="0"/>
+              <w:smallCaps/>
               <w:noProof/>
               <w:kern w:val="2"/>
               <w:sz w:val="24"/>
@@ -5773,7 +5773,7 @@
               <w14:ligatures w14:val="standardContextual"/>
             </w:rPr>
           </w:pPr>
-          <w:hyperlink w:anchor="_Toc218703251" w:history="1">
+          <w:hyperlink w:anchor="_Toc219239452" w:history="1">
             <w:r>
               <w:rPr>
                 <w:rStyle w:val="Hyperlink"/>
@@ -5800,7 +5800,7 @@
                 <w:noProof/>
                 <w:webHidden/>
               </w:rPr>
-              <w:instrText xml:space="preserve"> PAGEREF _Toc218703251 \h </w:instrText>
+              <w:instrText xml:space="preserve"> PAGEREF _Toc219239452 \h </w:instrText>
             </w:r>
             <w:r>
               <w:rPr>
@@ -5820,7 +5820,7 @@
                 <w:noProof/>
                 <w:webHidden/>
               </w:rPr>
-              <w:t>29</w:t>
+              <w:t>17</w:t>
             </w:r>
             <w:r>
               <w:rPr>
@@ -5835,17 +5835,18 @@
           <w:pPr>
             <w:pStyle w:val="TOC3"/>
             <w:tabs>
-              <w:tab w:val="right" w:leader="dot" w:pos="8210"/>
+              <w:tab w:val="right" w:pos="8210"/>
             </w:tabs>
             <w:rPr>
               <w:rFonts w:eastAsiaTheme="minorEastAsia" w:cstheme="minorBidi"/>
+              <w:smallCaps/>
               <w:noProof/>
               <w:kern w:val="2"/>
               <w:sz w:val="24"/>
               <w14:ligatures w14:val="standardContextual"/>
             </w:rPr>
           </w:pPr>
-          <w:hyperlink w:anchor="_Toc218703252" w:history="1">
+          <w:hyperlink w:anchor="_Toc219239453" w:history="1">
             <w:r>
               <w:rPr>
                 <w:rStyle w:val="Hyperlink"/>
@@ -5872,7 +5873,7 @@
                 <w:noProof/>
                 <w:webHidden/>
               </w:rPr>
-              <w:instrText xml:space="preserve"> PAGEREF _Toc218703252 \h </w:instrText>
+              <w:instrText xml:space="preserve"> PAGEREF _Toc219239453 \h </w:instrText>
             </w:r>
             <w:r>
               <w:rPr>
@@ -5892,7 +5893,7 @@
                 <w:noProof/>
                 <w:webHidden/>
               </w:rPr>
-              <w:t>29</w:t>
+              <w:t>17</w:t>
             </w:r>
             <w:r>
               <w:rPr>
@@ -5907,12 +5908,13 @@
           <w:pPr>
             <w:pStyle w:val="TOC2"/>
             <w:tabs>
-              <w:tab w:val="right" w:leader="dot" w:pos="8210"/>
+              <w:tab w:val="right" w:pos="8210"/>
             </w:tabs>
             <w:rPr>
               <w:rFonts w:eastAsiaTheme="minorEastAsia" w:cstheme="minorBidi"/>
               <w:b w:val="0"/>
               <w:bCs w:val="0"/>
+              <w:smallCaps/>
               <w:noProof/>
               <w:kern w:val="2"/>
               <w:sz w:val="24"/>
@@ -5920,7 +5922,7 @@
               <w14:ligatures w14:val="standardContextual"/>
             </w:rPr>
           </w:pPr>
-          <w:hyperlink w:anchor="_Toc218703253" w:history="1">
+          <w:hyperlink w:anchor="_Toc219239454" w:history="1">
             <w:r>
               <w:rPr>
                 <w:rStyle w:val="Hyperlink"/>
@@ -5947,7 +5949,7 @@
                 <w:noProof/>
                 <w:webHidden/>
               </w:rPr>
-              <w:instrText xml:space="preserve"> PAGEREF _Toc218703253 \h </w:instrText>
+              <w:instrText xml:space="preserve"> PAGEREF _Toc219239454 \h </w:instrText>
             </w:r>
             <w:r>
               <w:rPr>
@@ -5967,7 +5969,7 @@
                 <w:noProof/>
                 <w:webHidden/>
               </w:rPr>
-              <w:t>31</w:t>
+              <w:t>19</w:t>
             </w:r>
             <w:r>
               <w:rPr>
@@ -5982,17 +5984,18 @@
           <w:pPr>
             <w:pStyle w:val="TOC3"/>
             <w:tabs>
-              <w:tab w:val="right" w:leader="dot" w:pos="8210"/>
+              <w:tab w:val="right" w:pos="8210"/>
             </w:tabs>
             <w:rPr>
               <w:rFonts w:eastAsiaTheme="minorEastAsia" w:cstheme="minorBidi"/>
+              <w:smallCaps/>
               <w:noProof/>
               <w:kern w:val="2"/>
               <w:sz w:val="24"/>
               <w14:ligatures w14:val="standardContextual"/>
             </w:rPr>
           </w:pPr>
-          <w:hyperlink w:anchor="_Toc218703254" w:history="1">
+          <w:hyperlink w:anchor="_Toc219239455" w:history="1">
             <w:r>
               <w:rPr>
                 <w:rStyle w:val="Hyperlink"/>
@@ -6019,7 +6022,7 @@
                 <w:noProof/>
                 <w:webHidden/>
               </w:rPr>
-              <w:instrText xml:space="preserve"> PAGEREF _Toc218703254 \h </w:instrText>
+              <w:instrText xml:space="preserve"> PAGEREF _Toc219239455 \h </w:instrText>
             </w:r>
             <w:r>
               <w:rPr>
@@ -6039,7 +6042,7 @@
                 <w:noProof/>
                 <w:webHidden/>
               </w:rPr>
-              <w:t>31</w:t>
+              <w:t>19</w:t>
             </w:r>
             <w:r>
               <w:rPr>
@@ -6054,17 +6057,18 @@
           <w:pPr>
             <w:pStyle w:val="TOC3"/>
             <w:tabs>
-              <w:tab w:val="right" w:leader="dot" w:pos="8210"/>
+              <w:tab w:val="right" w:pos="8210"/>
             </w:tabs>
             <w:rPr>
               <w:rFonts w:eastAsiaTheme="minorEastAsia" w:cstheme="minorBidi"/>
+              <w:smallCaps/>
               <w:noProof/>
               <w:kern w:val="2"/>
               <w:sz w:val="24"/>
               <w14:ligatures w14:val="standardContextual"/>
             </w:rPr>
           </w:pPr>
-          <w:hyperlink w:anchor="_Toc218703255" w:history="1">
+          <w:hyperlink w:anchor="_Toc219239456" w:history="1">
             <w:r>
               <w:rPr>
                 <w:rStyle w:val="Hyperlink"/>
@@ -6091,7 +6095,7 @@
                 <w:noProof/>
                 <w:webHidden/>
               </w:rPr>
-              <w:instrText xml:space="preserve"> PAGEREF _Toc218703255 \h </w:instrText>
+              <w:instrText xml:space="preserve"> PAGEREF _Toc219239456 \h </w:instrText>
             </w:r>
             <w:r>
               <w:rPr>
@@ -6111,7 +6115,7 @@
                 <w:noProof/>
                 <w:webHidden/>
               </w:rPr>
-              <w:t>31</w:t>
+              <w:t>19</w:t>
             </w:r>
             <w:r>
               <w:rPr>
@@ -6126,12 +6130,13 @@
           <w:pPr>
             <w:pStyle w:val="TOC2"/>
             <w:tabs>
-              <w:tab w:val="right" w:leader="dot" w:pos="8210"/>
+              <w:tab w:val="right" w:pos="8210"/>
             </w:tabs>
             <w:rPr>
               <w:rFonts w:eastAsiaTheme="minorEastAsia" w:cstheme="minorBidi"/>
               <w:b w:val="0"/>
               <w:bCs w:val="0"/>
+              <w:smallCaps/>
               <w:noProof/>
               <w:kern w:val="2"/>
               <w:sz w:val="24"/>
@@ -6139,7 +6144,7 @@
               <w14:ligatures w14:val="standardContextual"/>
             </w:rPr>
           </w:pPr>
-          <w:hyperlink w:anchor="_Toc218703256" w:history="1">
+          <w:hyperlink w:anchor="_Toc219239457" w:history="1">
             <w:r>
               <w:rPr>
                 <w:rStyle w:val="Hyperlink"/>
@@ -6166,7 +6171,7 @@
                 <w:noProof/>
                 <w:webHidden/>
               </w:rPr>
-              <w:instrText xml:space="preserve"> PAGEREF _Toc218703256 \h </w:instrText>
+              <w:instrText xml:space="preserve"> PAGEREF _Toc219239457 \h </w:instrText>
             </w:r>
             <w:r>
               <w:rPr>
@@ -6186,7 +6191,7 @@
                 <w:noProof/>
                 <w:webHidden/>
               </w:rPr>
-              <w:t>32</w:t>
+              <w:t>20</w:t>
             </w:r>
             <w:r>
               <w:rPr>
@@ -6201,17 +6206,18 @@
           <w:pPr>
             <w:pStyle w:val="TOC3"/>
             <w:tabs>
-              <w:tab w:val="right" w:leader="dot" w:pos="8210"/>
+              <w:tab w:val="right" w:pos="8210"/>
             </w:tabs>
             <w:rPr>
               <w:rFonts w:eastAsiaTheme="minorEastAsia" w:cstheme="minorBidi"/>
+              <w:smallCaps/>
               <w:noProof/>
               <w:kern w:val="2"/>
               <w:sz w:val="24"/>
               <w14:ligatures w14:val="standardContextual"/>
             </w:rPr>
           </w:pPr>
-          <w:hyperlink w:anchor="_Toc218703257" w:history="1">
+          <w:hyperlink w:anchor="_Toc219239458" w:history="1">
             <w:r>
               <w:rPr>
                 <w:rStyle w:val="Hyperlink"/>
@@ -6238,7 +6244,7 @@
                 <w:noProof/>
                 <w:webHidden/>
               </w:rPr>
-              <w:instrText xml:space="preserve"> PAGEREF _Toc218703257 \h </w:instrText>
+              <w:instrText xml:space="preserve"> PAGEREF _Toc219239458 \h </w:instrText>
             </w:r>
             <w:r>
               <w:rPr>
@@ -6258,7 +6264,7 @@
                 <w:noProof/>
                 <w:webHidden/>
               </w:rPr>
-              <w:t>32</w:t>
+              <w:t>20</w:t>
             </w:r>
             <w:r>
               <w:rPr>
@@ -6273,17 +6279,18 @@
           <w:pPr>
             <w:pStyle w:val="TOC3"/>
             <w:tabs>
-              <w:tab w:val="right" w:leader="dot" w:pos="8210"/>
+              <w:tab w:val="right" w:pos="8210"/>
             </w:tabs>
             <w:rPr>
               <w:rFonts w:eastAsiaTheme="minorEastAsia" w:cstheme="minorBidi"/>
+              <w:smallCaps/>
               <w:noProof/>
               <w:kern w:val="2"/>
               <w:sz w:val="24"/>
               <w14:ligatures w14:val="standardContextual"/>
             </w:rPr>
           </w:pPr>
-          <w:hyperlink w:anchor="_Toc218703258" w:history="1">
+          <w:hyperlink w:anchor="_Toc219239459" w:history="1">
             <w:r>
               <w:rPr>
                 <w:rStyle w:val="Hyperlink"/>
@@ -6310,7 +6317,7 @@
                 <w:noProof/>
                 <w:webHidden/>
               </w:rPr>
-              <w:instrText xml:space="preserve"> PAGEREF _Toc218703258 \h </w:instrText>
+              <w:instrText xml:space="preserve"> PAGEREF _Toc219239459 \h </w:instrText>
             </w:r>
             <w:r>
               <w:rPr>
@@ -6330,7 +6337,7 @@
                 <w:noProof/>
                 <w:webHidden/>
               </w:rPr>
-              <w:t>32</w:t>
+              <w:t>20</w:t>
             </w:r>
             <w:r>
               <w:rPr>
@@ -6345,17 +6352,18 @@
           <w:pPr>
             <w:pStyle w:val="TOC3"/>
             <w:tabs>
-              <w:tab w:val="right" w:leader="dot" w:pos="8210"/>
+              <w:tab w:val="right" w:pos="8210"/>
             </w:tabs>
             <w:rPr>
               <w:rFonts w:eastAsiaTheme="minorEastAsia" w:cstheme="minorBidi"/>
+              <w:smallCaps/>
               <w:noProof/>
               <w:kern w:val="2"/>
               <w:sz w:val="24"/>
               <w14:ligatures w14:val="standardContextual"/>
             </w:rPr>
           </w:pPr>
-          <w:hyperlink w:anchor="_Toc218703259" w:history="1">
+          <w:hyperlink w:anchor="_Toc219239460" w:history="1">
             <w:r>
               <w:rPr>
                 <w:rStyle w:val="Hyperlink"/>
@@ -6382,7 +6390,7 @@
                 <w:noProof/>
                 <w:webHidden/>
               </w:rPr>
-              <w:instrText xml:space="preserve"> PAGEREF _Toc218703259 \h </w:instrText>
+              <w:instrText xml:space="preserve"> PAGEREF _Toc219239460 \h </w:instrText>
             </w:r>
             <w:r>
               <w:rPr>
@@ -6402,7 +6410,7 @@
                 <w:noProof/>
                 <w:webHidden/>
               </w:rPr>
-              <w:t>32</w:t>
+              <w:t>20</w:t>
             </w:r>
             <w:r>
               <w:rPr>
@@ -6417,12 +6425,13 @@
           <w:pPr>
             <w:pStyle w:val="TOC2"/>
             <w:tabs>
-              <w:tab w:val="right" w:leader="dot" w:pos="8210"/>
+              <w:tab w:val="right" w:pos="8210"/>
             </w:tabs>
             <w:rPr>
               <w:rFonts w:eastAsiaTheme="minorEastAsia" w:cstheme="minorBidi"/>
               <w:b w:val="0"/>
               <w:bCs w:val="0"/>
+              <w:smallCaps/>
               <w:noProof/>
               <w:kern w:val="2"/>
               <w:sz w:val="24"/>
@@ -6430,7 +6439,7 @@
               <w14:ligatures w14:val="standardContextual"/>
             </w:rPr>
           </w:pPr>
-          <w:hyperlink w:anchor="_Toc218703260" w:history="1">
+          <w:hyperlink w:anchor="_Toc219239461" w:history="1">
             <w:r>
               <w:rPr>
                 <w:rStyle w:val="Hyperlink"/>
@@ -6457,7 +6466,7 @@
                 <w:noProof/>
                 <w:webHidden/>
               </w:rPr>
-              <w:instrText xml:space="preserve"> PAGEREF _Toc218703260 \h </w:instrText>
+              <w:instrText xml:space="preserve"> PAGEREF _Toc219239461 \h </w:instrText>
             </w:r>
             <w:r>
               <w:rPr>
@@ -6477,7 +6486,7 @@
                 <w:noProof/>
                 <w:webHidden/>
               </w:rPr>
-              <w:t>33</w:t>
+              <w:t>21</w:t>
             </w:r>
             <w:r>
               <w:rPr>
@@ -6492,17 +6501,18 @@
           <w:pPr>
             <w:pStyle w:val="TOC3"/>
             <w:tabs>
-              <w:tab w:val="right" w:leader="dot" w:pos="8210"/>
+              <w:tab w:val="right" w:pos="8210"/>
             </w:tabs>
             <w:rPr>
               <w:rFonts w:eastAsiaTheme="minorEastAsia" w:cstheme="minorBidi"/>
+              <w:smallCaps/>
               <w:noProof/>
               <w:kern w:val="2"/>
               <w:sz w:val="24"/>
               <w14:ligatures w14:val="standardContextual"/>
             </w:rPr>
           </w:pPr>
-          <w:hyperlink w:anchor="_Toc218703261" w:history="1">
+          <w:hyperlink w:anchor="_Toc219239462" w:history="1">
             <w:r>
               <w:rPr>
                 <w:rStyle w:val="Hyperlink"/>
@@ -6529,7 +6539,7 @@
                 <w:noProof/>
                 <w:webHidden/>
               </w:rPr>
-              <w:instrText xml:space="preserve"> PAGEREF _Toc218703261 \h </w:instrText>
+              <w:instrText xml:space="preserve"> PAGEREF _Toc219239462 \h </w:instrText>
             </w:r>
             <w:r>
               <w:rPr>
@@ -6549,7 +6559,7 @@
                 <w:noProof/>
                 <w:webHidden/>
               </w:rPr>
-              <w:t>33</w:t>
+              <w:t>21</w:t>
             </w:r>
             <w:r>
               <w:rPr>
@@ -6564,17 +6574,18 @@
           <w:pPr>
             <w:pStyle w:val="TOC3"/>
             <w:tabs>
-              <w:tab w:val="right" w:leader="dot" w:pos="8210"/>
+              <w:tab w:val="right" w:pos="8210"/>
             </w:tabs>
             <w:rPr>
               <w:rFonts w:eastAsiaTheme="minorEastAsia" w:cstheme="minorBidi"/>
+              <w:smallCaps/>
               <w:noProof/>
               <w:kern w:val="2"/>
               <w:sz w:val="24"/>
               <w14:ligatures w14:val="standardContextual"/>
             </w:rPr>
           </w:pPr>
-          <w:hyperlink w:anchor="_Toc218703262" w:history="1">
+          <w:hyperlink w:anchor="_Toc219239463" w:history="1">
             <w:r>
               <w:rPr>
                 <w:rStyle w:val="Hyperlink"/>
@@ -6601,7 +6612,7 @@
                 <w:noProof/>
                 <w:webHidden/>
               </w:rPr>
-              <w:instrText xml:space="preserve"> PAGEREF _Toc218703262 \h </w:instrText>
+              <w:instrText xml:space="preserve"> PAGEREF _Toc219239463 \h </w:instrText>
             </w:r>
             <w:r>
               <w:rPr>
@@ -6621,7 +6632,7 @@
                 <w:noProof/>
                 <w:webHidden/>
               </w:rPr>
-              <w:t>33</w:t>
+              <w:t>21</w:t>
             </w:r>
             <w:r>
               <w:rPr>
@@ -6636,17 +6647,18 @@
           <w:pPr>
             <w:pStyle w:val="TOC3"/>
             <w:tabs>
-              <w:tab w:val="right" w:leader="dot" w:pos="8210"/>
+              <w:tab w:val="right" w:pos="8210"/>
             </w:tabs>
             <w:rPr>
               <w:rFonts w:eastAsiaTheme="minorEastAsia" w:cstheme="minorBidi"/>
+              <w:smallCaps/>
               <w:noProof/>
               <w:kern w:val="2"/>
               <w:sz w:val="24"/>
               <w14:ligatures w14:val="standardContextual"/>
             </w:rPr>
           </w:pPr>
-          <w:hyperlink w:anchor="_Toc218703263" w:history="1">
+          <w:hyperlink w:anchor="_Toc219239464" w:history="1">
             <w:r>
               <w:rPr>
                 <w:rStyle w:val="Hyperlink"/>
@@ -6673,7 +6685,7 @@
                 <w:noProof/>
                 <w:webHidden/>
               </w:rPr>
-              <w:instrText xml:space="preserve"> PAGEREF _Toc218703263 \h </w:instrText>
+              <w:instrText xml:space="preserve"> PAGEREF _Toc219239464 \h </w:instrText>
             </w:r>
             <w:r>
               <w:rPr>
@@ -6693,7 +6705,7 @@
                 <w:noProof/>
                 <w:webHidden/>
               </w:rPr>
-              <w:t>33</w:t>
+              <w:t>21</w:t>
             </w:r>
             <w:r>
               <w:rPr>
@@ -6708,17 +6720,18 @@
           <w:pPr>
             <w:pStyle w:val="TOC3"/>
             <w:tabs>
-              <w:tab w:val="right" w:leader="dot" w:pos="8210"/>
+              <w:tab w:val="right" w:pos="8210"/>
             </w:tabs>
             <w:rPr>
               <w:rFonts w:eastAsiaTheme="minorEastAsia" w:cstheme="minorBidi"/>
+              <w:smallCaps/>
               <w:noProof/>
               <w:kern w:val="2"/>
               <w:sz w:val="24"/>
               <w14:ligatures w14:val="standardContextual"/>
             </w:rPr>
           </w:pPr>
-          <w:hyperlink w:anchor="_Toc218703264" w:history="1">
+          <w:hyperlink w:anchor="_Toc219239465" w:history="1">
             <w:r>
               <w:rPr>
                 <w:rStyle w:val="Hyperlink"/>
@@ -6745,7 +6758,7 @@
                 <w:noProof/>
                 <w:webHidden/>
               </w:rPr>
-              <w:instrText xml:space="preserve"> PAGEREF _Toc218703264 \h </w:instrText>
+              <w:instrText xml:space="preserve"> PAGEREF _Toc219239465 \h </w:instrText>
             </w:r>
             <w:r>
               <w:rPr>
@@ -6765,7 +6778,7 @@
                 <w:noProof/>
                 <w:webHidden/>
               </w:rPr>
-              <w:t>33</w:t>
+              <w:t>21</w:t>
             </w:r>
             <w:r>
               <w:rPr>
@@ -6780,21 +6793,20 @@
           <w:pPr>
             <w:pStyle w:val="TOC1"/>
             <w:tabs>
-              <w:tab w:val="right" w:leader="dot" w:pos="8210"/>
+              <w:tab w:val="right" w:pos="8210"/>
             </w:tabs>
             <w:rPr>
               <w:rFonts w:eastAsiaTheme="minorEastAsia" w:cstheme="minorBidi"/>
               <w:b w:val="0"/>
               <w:bCs w:val="0"/>
-              <w:i w:val="0"/>
-              <w:iCs w:val="0"/>
+              <w:caps/>
               <w:noProof/>
               <w:kern w:val="2"/>
               <w:szCs w:val="24"/>
               <w14:ligatures w14:val="standardContextual"/>
             </w:rPr>
           </w:pPr>
-          <w:hyperlink w:anchor="_Toc218703265" w:history="1">
+          <w:hyperlink w:anchor="_Toc219239466" w:history="1">
             <w:r>
               <w:rPr>
                 <w:rStyle w:val="Hyperlink"/>
@@ -6821,7 +6833,7 @@
                 <w:noProof/>
                 <w:webHidden/>
               </w:rPr>
-              <w:instrText xml:space="preserve"> PAGEREF _Toc218703265 \h </w:instrText>
+              <w:instrText xml:space="preserve"> PAGEREF _Toc219239466 \h </w:instrText>
             </w:r>
             <w:r>
               <w:rPr>
@@ -6841,7 +6853,7 @@
                 <w:noProof/>
                 <w:webHidden/>
               </w:rPr>
-              <w:t>34</w:t>
+              <w:t>22</w:t>
             </w:r>
             <w:r>
               <w:rPr>
@@ -6853,9 +6865,6 @@
           </w:hyperlink>
         </w:p>
         <w:p>
-          <w:pPr>
-            <w:spacing w:line="360" w:lineRule="auto"/>
-          </w:pPr>
           <w:r>
             <w:rPr>
               <w:b/>
@@ -6920,7 +6929,7 @@
           <w:lang w:val="en-GB" w:eastAsia="en-US"/>
         </w:rPr>
       </w:pPr>
-      <w:bookmarkStart w:id="1" w:name="_Toc218703201"/>
+      <w:bookmarkStart w:id="1" w:name="_Toc219239403"/>
       <w:r>
         <w:rPr>
           <w:rFonts w:eastAsiaTheme="minorEastAsia"/>
@@ -6934,6 +6943,221 @@
     </w:p>
     <w:p>
       <w:pPr>
+        <w:pStyle w:val="TableofFigures"/>
+        <w:tabs>
+          <w:tab w:val="right" w:pos="8210"/>
+        </w:tabs>
+        <w:rPr>
+          <w:rFonts w:asciiTheme="minorHAnsi" w:eastAsiaTheme="minorEastAsia" w:hAnsiTheme="minorHAnsi" w:cstheme="minorBidi"/>
+          <w:noProof/>
+          <w:kern w:val="2"/>
+          <w14:ligatures w14:val="standardContextual"/>
+        </w:rPr>
+      </w:pPr>
+      <w:r>
+        <w:rPr>
+          <w:rFonts w:eastAsiaTheme="minorEastAsia"/>
+          <w:b/>
+          <w:bCs/>
+          <w:lang w:val="en-GB" w:eastAsia="en-US"/>
+        </w:rPr>
+        <w:fldChar w:fldCharType="begin"/>
+      </w:r>
+      <w:r>
+        <w:rPr>
+          <w:rFonts w:eastAsiaTheme="minorEastAsia"/>
+          <w:b/>
+          <w:bCs/>
+          <w:lang w:val="en-GB" w:eastAsia="en-US"/>
+        </w:rPr>
+        <w:instrText xml:space="preserve"> TOC \h \z \c "Table" </w:instrText>
+      </w:r>
+      <w:r>
+        <w:rPr>
+          <w:rFonts w:eastAsiaTheme="minorEastAsia"/>
+          <w:b/>
+          <w:bCs/>
+          <w:lang w:val="en-GB" w:eastAsia="en-US"/>
+        </w:rPr>
+        <w:fldChar w:fldCharType="separate"/>
+      </w:r>
+      <w:hyperlink w:anchor="_Toc219239309" w:history="1">
+        <w:r>
+          <w:rPr>
+            <w:rStyle w:val="Hyperlink"/>
+            <w:noProof/>
+          </w:rPr>
+          <w:t xml:space="preserve">Table </w:t>
+        </w:r>
+        <w:r>
+          <w:rPr>
+            <w:rStyle w:val="Hyperlink"/>
+            <w:noProof/>
+            <w:cs/>
+          </w:rPr>
+          <w:t>‎</w:t>
+        </w:r>
+        <w:r>
+          <w:rPr>
+            <w:rStyle w:val="Hyperlink"/>
+            <w:noProof/>
+          </w:rPr>
+          <w:t>1.1</w:t>
+        </w:r>
+        <w:r>
+          <w:rPr>
+            <w:rStyle w:val="Hyperlink"/>
+            <w:noProof/>
+            <w:lang w:val="en-US"/>
+          </w:rPr>
+          <w:t xml:space="preserve"> Parametric Boundaries for FEM Simulations</w:t>
+        </w:r>
+        <w:r>
+          <w:rPr>
+            <w:noProof/>
+            <w:webHidden/>
+          </w:rPr>
+          <w:tab/>
+        </w:r>
+        <w:r>
+          <w:rPr>
+            <w:noProof/>
+            <w:webHidden/>
+          </w:rPr>
+          <w:fldChar w:fldCharType="begin"/>
+        </w:r>
+        <w:r>
+          <w:rPr>
+            <w:noProof/>
+            <w:webHidden/>
+          </w:rPr>
+          <w:instrText xml:space="preserve"> PAGEREF _Toc219239309 \h </w:instrText>
+        </w:r>
+        <w:r>
+          <w:rPr>
+            <w:noProof/>
+            <w:webHidden/>
+          </w:rPr>
+        </w:r>
+        <w:r>
+          <w:rPr>
+            <w:noProof/>
+            <w:webHidden/>
+          </w:rPr>
+          <w:fldChar w:fldCharType="separate"/>
+        </w:r>
+        <w:r>
+          <w:rPr>
+            <w:noProof/>
+            <w:webHidden/>
+          </w:rPr>
+          <w:t>3</w:t>
+        </w:r>
+        <w:r>
+          <w:rPr>
+            <w:noProof/>
+            <w:webHidden/>
+          </w:rPr>
+          <w:fldChar w:fldCharType="end"/>
+        </w:r>
+      </w:hyperlink>
+    </w:p>
+    <w:p>
+      <w:pPr>
+        <w:pStyle w:val="TableofFigures"/>
+        <w:tabs>
+          <w:tab w:val="right" w:pos="8210"/>
+        </w:tabs>
+        <w:rPr>
+          <w:rFonts w:asciiTheme="minorHAnsi" w:eastAsiaTheme="minorEastAsia" w:hAnsiTheme="minorHAnsi" w:cstheme="minorBidi"/>
+          <w:noProof/>
+          <w:kern w:val="2"/>
+          <w14:ligatures w14:val="standardContextual"/>
+        </w:rPr>
+      </w:pPr>
+      <w:hyperlink w:anchor="_Toc219239310" w:history="1">
+        <w:r>
+          <w:rPr>
+            <w:rStyle w:val="Hyperlink"/>
+            <w:noProof/>
+          </w:rPr>
+          <w:t xml:space="preserve">Table </w:t>
+        </w:r>
+        <w:r>
+          <w:rPr>
+            <w:rStyle w:val="Hyperlink"/>
+            <w:noProof/>
+            <w:cs/>
+          </w:rPr>
+          <w:t>‎</w:t>
+        </w:r>
+        <w:r>
+          <w:rPr>
+            <w:rStyle w:val="Hyperlink"/>
+            <w:noProof/>
+          </w:rPr>
+          <w:t>2.1</w:t>
+        </w:r>
+        <w:r>
+          <w:rPr>
+            <w:rStyle w:val="Hyperlink"/>
+            <w:noProof/>
+            <w:lang w:val="en-US"/>
+          </w:rPr>
+          <w:t xml:space="preserve"> ML Algorithms Performance in predicting the beam frequency (Das 2023)</w:t>
+        </w:r>
+        <w:r>
+          <w:rPr>
+            <w:noProof/>
+            <w:webHidden/>
+          </w:rPr>
+          <w:tab/>
+        </w:r>
+        <w:r>
+          <w:rPr>
+            <w:noProof/>
+            <w:webHidden/>
+          </w:rPr>
+          <w:fldChar w:fldCharType="begin"/>
+        </w:r>
+        <w:r>
+          <w:rPr>
+            <w:noProof/>
+            <w:webHidden/>
+          </w:rPr>
+          <w:instrText xml:space="preserve"> PAGEREF _Toc219239310 \h </w:instrText>
+        </w:r>
+        <w:r>
+          <w:rPr>
+            <w:noProof/>
+            <w:webHidden/>
+          </w:rPr>
+        </w:r>
+        <w:r>
+          <w:rPr>
+            <w:noProof/>
+            <w:webHidden/>
+          </w:rPr>
+          <w:fldChar w:fldCharType="separate"/>
+        </w:r>
+        <w:r>
+          <w:rPr>
+            <w:noProof/>
+            <w:webHidden/>
+          </w:rPr>
+          <w:t>9</w:t>
+        </w:r>
+        <w:r>
+          <w:rPr>
+            <w:noProof/>
+            <w:webHidden/>
+          </w:rPr>
+          <w:fldChar w:fldCharType="end"/>
+        </w:r>
+      </w:hyperlink>
+    </w:p>
+    <w:p>
+      <w:pPr>
         <w:pStyle w:val="Heading1"/>
         <w:spacing w:line="360" w:lineRule="auto"/>
         <w:rPr>
@@ -6942,47 +7166,14 @@
           <w:lang w:val="en-GB" w:eastAsia="en-US"/>
         </w:rPr>
       </w:pPr>
-      <w:r>
-        <w:rPr>
-          <w:rFonts w:eastAsiaTheme="minorEastAsia"/>
-          <w:color w:val="auto"/>
-          <w:lang w:val="en-GB" w:eastAsia="en-US"/>
-        </w:rPr>
-        <w:fldChar w:fldCharType="begin"/>
-      </w:r>
-      <w:r>
-        <w:rPr>
-          <w:rFonts w:eastAsiaTheme="minorEastAsia"/>
-          <w:color w:val="auto"/>
-          <w:lang w:val="en-GB" w:eastAsia="en-US"/>
-        </w:rPr>
-        <w:instrText xml:space="preserve"> TOC \h \z \c "Table" </w:instrText>
-      </w:r>
-      <w:r>
-        <w:rPr>
-          <w:rFonts w:eastAsiaTheme="minorEastAsia"/>
-          <w:color w:val="auto"/>
-          <w:lang w:val="en-GB" w:eastAsia="en-US"/>
-        </w:rPr>
-        <w:fldChar w:fldCharType="separate"/>
-      </w:r>
-      <w:bookmarkStart w:id="2" w:name="_Toc218703202"/>
       <w:r>
         <w:rPr>
           <w:rFonts w:eastAsiaTheme="minorEastAsia"/>
           <w:b w:val="0"/>
           <w:bCs w:val="0"/>
-          <w:noProof/>
-          <w:color w:val="auto"/>
-          <w:lang w:val="en-GB" w:eastAsia="en-US"/>
-        </w:rPr>
-        <w:t>No table of figures entries found.</w:t>
-      </w:r>
-      <w:bookmarkEnd w:id="2"/>
-      <w:r>
-        <w:rPr>
-          <w:rFonts w:eastAsiaTheme="minorEastAsia"/>
-          <w:color w:val="auto"/>
+          <w:color w:val="auto"/>
+          <w:sz w:val="24"/>
+          <w:szCs w:val="24"/>
           <w:lang w:val="en-GB" w:eastAsia="en-US"/>
         </w:rPr>
         <w:fldChar w:fldCharType="end"/>
@@ -7030,7 +7221,7 @@
           <w:lang w:val="en-GB" w:eastAsia="en-US"/>
         </w:rPr>
       </w:pPr>
-      <w:bookmarkStart w:id="3" w:name="_Toc218703203"/>
+      <w:bookmarkStart w:id="2" w:name="_Toc219239404"/>
       <w:r>
         <w:rPr>
           <w:rFonts w:eastAsiaTheme="minorEastAsia"/>
@@ -7040,18 +7231,7 @@
         <w:lastRenderedPageBreak/>
         <w:t>List of figures</w:t>
       </w:r>
-      <w:bookmarkEnd w:id="3"/>
-    </w:p>
-    <w:p>
-      <w:pPr>
-        <w:pStyle w:val="Heading1"/>
-        <w:spacing w:line="360" w:lineRule="auto"/>
-        <w:rPr>
-          <w:rFonts w:eastAsiaTheme="minorEastAsia"/>
-          <w:color w:val="auto"/>
-          <w:lang w:val="en-GB" w:eastAsia="en-US"/>
-        </w:rPr>
-      </w:pPr>
+      <w:bookmarkEnd w:id="2"/>
     </w:p>
     <w:p>
       <w:pPr>
@@ -7104,7 +7284,7 @@
         </w:rPr>
         <w:fldChar w:fldCharType="separate"/>
       </w:r>
-      <w:bookmarkStart w:id="4" w:name="_Toc218703204"/>
+      <w:bookmarkStart w:id="3" w:name="_Toc219239405"/>
       <w:r>
         <w:rPr>
           <w:rFonts w:eastAsiaTheme="minorEastAsia"/>
@@ -7118,7 +7298,7 @@
         </w:rPr>
         <w:t>No table of figures entries found.</w:t>
       </w:r>
-      <w:bookmarkEnd w:id="4"/>
+      <w:bookmarkEnd w:id="3"/>
       <w:r>
         <w:rPr>
           <w:rFonts w:eastAsiaTheme="minorEastAsia"/>
@@ -7133,13 +7313,17 @@
     <w:p>
       <w:pPr>
         <w:pStyle w:val="Heading1"/>
+        <w:numPr>
+          <w:ilvl w:val="0"/>
+          <w:numId w:val="6"/>
+        </w:numPr>
         <w:spacing w:line="360" w:lineRule="auto"/>
         <w:jc w:val="center"/>
         <w:rPr>
           <w:color w:val="auto"/>
         </w:rPr>
       </w:pPr>
-      <w:bookmarkStart w:id="5" w:name="_Toc218703205"/>
+      <w:bookmarkStart w:id="4" w:name="_Toc219239406"/>
       <w:r>
         <w:rPr>
           <w:color w:val="auto"/>
@@ -7159,24 +7343,24 @@
         </w:rPr>
         <w:t>Introduction</w:t>
       </w:r>
+      <w:bookmarkEnd w:id="4"/>
+    </w:p>
+    <w:p>
+      <w:pPr>
+        <w:pStyle w:val="Heading2"/>
+        <w:spacing w:line="360" w:lineRule="auto"/>
+        <w:rPr>
+          <w:color w:val="auto"/>
+        </w:rPr>
+      </w:pPr>
+      <w:bookmarkStart w:id="5" w:name="_Toc219239407"/>
+      <w:r>
+        <w:rPr>
+          <w:color w:val="auto"/>
+        </w:rPr>
+        <w:t>1.1 Study Background</w:t>
+      </w:r>
       <w:bookmarkEnd w:id="5"/>
-    </w:p>
-    <w:p>
-      <w:pPr>
-        <w:pStyle w:val="Heading2"/>
-        <w:spacing w:line="360" w:lineRule="auto"/>
-        <w:rPr>
-          <w:color w:val="auto"/>
-        </w:rPr>
-      </w:pPr>
-      <w:bookmarkStart w:id="6" w:name="_Toc218703206"/>
-      <w:r>
-        <w:rPr>
-          <w:color w:val="auto"/>
-        </w:rPr>
-        <w:t>1.1 Study Background</w:t>
-      </w:r>
-      <w:bookmarkEnd w:id="6"/>
     </w:p>
     <w:p>
       <w:pPr>
@@ -7432,61 +7616,61 @@
           <w:color w:val="auto"/>
         </w:rPr>
       </w:pPr>
-      <w:bookmarkStart w:id="7" w:name="_Toc218703207"/>
+      <w:bookmarkStart w:id="6" w:name="_Toc219239408"/>
       <w:r>
         <w:rPr>
           <w:color w:val="auto"/>
         </w:rPr>
         <w:t>1.2 Problem Statement</w:t>
       </w:r>
+      <w:bookmarkEnd w:id="6"/>
+    </w:p>
+    <w:p>
+      <w:pPr>
+        <w:pStyle w:val="BodyText"/>
+        <w:spacing w:line="360" w:lineRule="auto"/>
+        <w:rPr>
+          <w:color w:val="auto"/>
+        </w:rPr>
+      </w:pPr>
+      <w:r>
+        <w:rPr>
+          <w:color w:val="auto"/>
+        </w:rPr>
+        <w:t xml:space="preserve">A critical analysis of the literature shows an evident trend. Out of the reviewed research on ML, most researchers have studied steel or aluminum beams, whereas reinforced concrete has not been studied extensively (Das, 2023). Das (2023) recorded 98.78 percent accuracy in Support Vector Machines, however, on metallic beams only. The neural network of Saha and Yang (2023) was developed to estimate the frequency of cantilever beam frequencies but not RC structures. The article by Zhang et al. (2020) is an important experimental study of the influence of corrosion on the frequency of the RC beam, but lacks the development of the ML prediction models. </w:t>
+      </w:r>
+    </w:p>
+    <w:p>
+      <w:pPr>
+        <w:pStyle w:val="BodyText"/>
+        <w:spacing w:line="360" w:lineRule="auto"/>
+        <w:rPr>
+          <w:color w:val="auto"/>
+        </w:rPr>
+      </w:pPr>
+      <w:r>
+        <w:rPr>
+          <w:color w:val="auto"/>
+        </w:rPr>
+        <w:t>This is an important gap in a practical sense: practical use of a building is affected by fixed-fixed boundary conditions. In case the beams are fixed to the columns or piers, they act as fixed-fixed supports. There is no single and complete ML model that can be specifically formulated to predict the natural frequencies of fixed RC beams taking into consideration the effects of damages.</w:t>
+      </w:r>
+    </w:p>
+    <w:p>
+      <w:pPr>
+        <w:pStyle w:val="Heading2"/>
+        <w:spacing w:line="360" w:lineRule="auto"/>
+        <w:rPr>
+          <w:color w:val="auto"/>
+        </w:rPr>
+      </w:pPr>
+      <w:bookmarkStart w:id="7" w:name="_Toc219239409"/>
+      <w:r>
+        <w:rPr>
+          <w:color w:val="auto"/>
+        </w:rPr>
+        <w:t>1.3 Research Questions</w:t>
+      </w:r>
       <w:bookmarkEnd w:id="7"/>
-    </w:p>
-    <w:p>
-      <w:pPr>
-        <w:pStyle w:val="BodyText"/>
-        <w:spacing w:line="360" w:lineRule="auto"/>
-        <w:rPr>
-          <w:color w:val="auto"/>
-        </w:rPr>
-      </w:pPr>
-      <w:r>
-        <w:rPr>
-          <w:color w:val="auto"/>
-        </w:rPr>
-        <w:t xml:space="preserve">A critical analysis of the literature shows an evident trend. Out of the reviewed research on ML, most researchers have studied steel or aluminum beams, whereas reinforced concrete has not been studied extensively (Das, 2023). Das (2023) recorded 98.78 percent accuracy in Support Vector Machines, however, on metallic beams only. The neural network of Saha and Yang (2023) was developed to estimate the frequency of cantilever beam frequencies but not RC structures. The article by Zhang et al. (2020) is an important experimental study of the influence of corrosion on the frequency of the RC beam, but lacks the development of the ML prediction models. </w:t>
-      </w:r>
-    </w:p>
-    <w:p>
-      <w:pPr>
-        <w:pStyle w:val="BodyText"/>
-        <w:spacing w:line="360" w:lineRule="auto"/>
-        <w:rPr>
-          <w:color w:val="auto"/>
-        </w:rPr>
-      </w:pPr>
-      <w:r>
-        <w:rPr>
-          <w:color w:val="auto"/>
-        </w:rPr>
-        <w:t>This is an important gap in a practical sense: practical use of a building is affected by fixed-fixed boundary conditions. In case the beams are fixed to the columns or piers, they act as fixed-fixed supports. There is no single and complete ML model that can be specifically formulated to predict the natural frequencies of fixed RC beams taking into consideration the effects of damages.</w:t>
-      </w:r>
-    </w:p>
-    <w:p>
-      <w:pPr>
-        <w:pStyle w:val="Heading2"/>
-        <w:spacing w:line="360" w:lineRule="auto"/>
-        <w:rPr>
-          <w:color w:val="auto"/>
-        </w:rPr>
-      </w:pPr>
-      <w:bookmarkStart w:id="8" w:name="_Toc218703208"/>
-      <w:r>
-        <w:rPr>
-          <w:color w:val="auto"/>
-        </w:rPr>
-        <w:t>1.3 Research Questions</w:t>
-      </w:r>
-      <w:bookmarkEnd w:id="8"/>
     </w:p>
     <w:p>
       <w:pPr>
@@ -7568,14 +7752,14 @@
           <w:color w:val="auto"/>
         </w:rPr>
       </w:pPr>
-      <w:bookmarkStart w:id="9" w:name="_Toc218703209"/>
+      <w:bookmarkStart w:id="8" w:name="_Toc219239410"/>
       <w:r>
         <w:rPr>
           <w:color w:val="auto"/>
         </w:rPr>
         <w:t>1.4 Research Objectives</w:t>
       </w:r>
-      <w:bookmarkEnd w:id="9"/>
+      <w:bookmarkEnd w:id="8"/>
     </w:p>
     <w:p>
       <w:pPr>
@@ -7609,7 +7793,20 @@
           <w:color w:val="auto"/>
         </w:rPr>
         <w:lastRenderedPageBreak/>
-        <w:t xml:space="preserve">To create and test the predictive machine learning models to predict the fundamental natural frequency of fixed-fixed reinforced concrete beam using independent test data, the prediction accuracy meets R 2. </w:t>
+        <w:t>To create and test the predictive machine learning models to predict the fundamental natural frequency of fixed-fixed reinforced concrete beam using independent test data, the prediction accuracy meets R</w:t>
+      </w:r>
+      <w:r>
+        <w:rPr>
+          <w:color w:val="auto"/>
+          <w:vertAlign w:val="superscript"/>
+        </w:rPr>
+        <w:t>2</w:t>
+      </w:r>
+      <w:r>
+        <w:rPr>
+          <w:color w:val="auto"/>
+        </w:rPr>
+        <w:t xml:space="preserve">. </w:t>
       </w:r>
     </w:p>
     <w:p>
@@ -7628,7 +7825,20 @@
         <w:rPr>
           <w:color w:val="auto"/>
         </w:rPr>
-        <w:t xml:space="preserve">To conduct a thorough comparative research of the five regression algorithms, including Linear Regression, Random Forest, XGBoost, CatBoost, and Support Vector Regression, on the use of various performance measures (R2, MAE, RMSE, training time, and inference speed) to determine the best model to use in predicting the natural frequency. </w:t>
+        <w:t>To conduct a thorough comparative research of the five regression algorithms, including Linear Regression, Random Forest, XGBoost, CatBoost, and Support Vector Regression, on the use of various performance measures (R</w:t>
+      </w:r>
+      <w:r>
+        <w:rPr>
+          <w:color w:val="auto"/>
+          <w:vertAlign w:val="superscript"/>
+        </w:rPr>
+        <w:t>2</w:t>
+      </w:r>
+      <w:r>
+        <w:rPr>
+          <w:color w:val="auto"/>
+        </w:rPr>
+        <w:t xml:space="preserve">, MAE, RMSE, training time, and inference speed) to determine the best model to use in predicting the natural frequency. </w:t>
       </w:r>
     </w:p>
     <w:p>
@@ -7658,17 +7868,81 @@
           <w:color w:val="auto"/>
         </w:rPr>
       </w:pPr>
-      <w:bookmarkStart w:id="10" w:name="_Toc218703210"/>
+      <w:bookmarkStart w:id="9" w:name="_Toc219239411"/>
       <w:r>
         <w:rPr>
           <w:color w:val="auto"/>
         </w:rPr>
         <w:t>1.5 Significance of the Research</w:t>
       </w:r>
+      <w:bookmarkEnd w:id="9"/>
+    </w:p>
+    <w:p>
+      <w:pPr>
+        <w:pStyle w:val="BodyText"/>
+        <w:spacing w:line="360" w:lineRule="auto"/>
+        <w:rPr>
+          <w:color w:val="auto"/>
+        </w:rPr>
+      </w:pPr>
+      <w:r>
+        <w:rPr>
+          <w:color w:val="auto"/>
+        </w:rPr>
+        <w:t xml:space="preserve">Practical importance of this research can be seen in the engineering practice. The computational bottleneck of a structural engineer who wants to design a building with dozens of beams is that conventional FEM analysis takes several minutes to run on a beam configuration. This time cost is prohibitive when hundreds of variations have to be evaluated as with preliminary design work. The trained ML models make milliseconds predictions. </w:t>
+      </w:r>
+    </w:p>
+    <w:p>
+      <w:pPr>
+        <w:pStyle w:val="BodyText"/>
+        <w:spacing w:line="360" w:lineRule="auto"/>
+        <w:rPr>
+          <w:color w:val="auto"/>
+        </w:rPr>
+      </w:pPr>
+      <w:r>
+        <w:rPr>
+          <w:color w:val="auto"/>
+        </w:rPr>
+        <w:t>This is the most computational benefit that is especially useful in structural health monitoring. Real-time monitoring is practically possible using ML models but not when using repeated FEM simulations because of continuous frequency assessment that promotes early damage detection. The framework developed also gives a template which can be modified to suit various structural elements.</w:t>
+      </w:r>
+    </w:p>
+    <w:p>
+      <w:pPr>
+        <w:pStyle w:val="Heading2"/>
+        <w:spacing w:line="360" w:lineRule="auto"/>
+        <w:rPr>
+          <w:color w:val="auto"/>
+        </w:rPr>
+      </w:pPr>
+      <w:bookmarkStart w:id="10" w:name="_Toc219239412"/>
+      <w:r>
+        <w:rPr>
+          <w:color w:val="auto"/>
+        </w:rPr>
+        <w:t>1.6 Scope and Limitations</w:t>
+      </w:r>
       <w:bookmarkEnd w:id="10"/>
     </w:p>
     <w:p>
       <w:pPr>
+        <w:pStyle w:val="Heading3"/>
+        <w:spacing w:line="360" w:lineRule="auto"/>
+        <w:rPr>
+          <w:color w:val="auto"/>
+        </w:rPr>
+      </w:pPr>
+      <w:bookmarkStart w:id="11" w:name="_Toc219239413"/>
+      <w:r>
+        <w:rPr>
+          <w:color w:val="auto"/>
+        </w:rPr>
+        <w:t>1.6.1 Scope</w:t>
+      </w:r>
+      <w:bookmarkEnd w:id="11"/>
+    </w:p>
+    <w:p>
+      <w:pPr>
         <w:pStyle w:val="BodyText"/>
         <w:spacing w:line="360" w:lineRule="auto"/>
         <w:rPr>
@@ -7679,89 +7953,57 @@
         <w:rPr>
           <w:color w:val="auto"/>
         </w:rPr>
-        <w:t xml:space="preserve">Practical importance of this research can be seen in the engineering practice. The computational bottleneck of a structural engineer who wants to design a building with dozens of beams is that conventional FEM analysis takes several minutes to run on a beam configuration. This time cost is prohibitive when hundreds of variations have to be evaluated as with preliminary design work. The trained ML models make milliseconds predictions. </w:t>
-      </w:r>
-    </w:p>
-    <w:p>
-      <w:pPr>
-        <w:pStyle w:val="BodyText"/>
-        <w:spacing w:line="360" w:lineRule="auto"/>
-        <w:rPr>
-          <w:color w:val="auto"/>
-        </w:rPr>
-      </w:pPr>
-      <w:r>
-        <w:rPr>
-          <w:color w:val="auto"/>
-        </w:rPr>
-        <w:t>This is the most computational benefit that is especially useful in structural health monitoring. Real-time monitoring is practically possible using ML models but not when using repeated FEM simulations because of continuous frequency assessment that promotes early damage detection. The framework developed also gives a template which can be modified to suit various structural elements.</w:t>
-      </w:r>
-    </w:p>
-    <w:p>
-      <w:pPr>
-        <w:pStyle w:val="Heading2"/>
-        <w:spacing w:line="360" w:lineRule="auto"/>
-        <w:rPr>
-          <w:color w:val="auto"/>
-        </w:rPr>
-      </w:pPr>
-      <w:bookmarkStart w:id="11" w:name="_Toc218703211"/>
-      <w:r>
-        <w:rPr>
-          <w:color w:val="auto"/>
-        </w:rPr>
-        <w:t>1.6 Scope and Limitations</w:t>
-      </w:r>
-      <w:bookmarkEnd w:id="11"/>
-    </w:p>
-    <w:p>
-      <w:pPr>
-        <w:pStyle w:val="Heading3"/>
-        <w:spacing w:line="360" w:lineRule="auto"/>
-        <w:rPr>
-          <w:color w:val="auto"/>
-        </w:rPr>
-      </w:pPr>
-      <w:bookmarkStart w:id="12" w:name="_Toc218703212"/>
-      <w:r>
-        <w:rPr>
-          <w:color w:val="auto"/>
-        </w:rPr>
-        <w:t>1.6.1 Scope</w:t>
+        <w:t>This paper dwells upon fixed-fixed RC beams and takes into consideration the first two modes of vibration. Table 1.1: The ranges of parameters explored are represented as follows:</w:t>
+      </w:r>
+    </w:p>
+    <w:p>
+      <w:pPr>
+        <w:pStyle w:val="Caption"/>
+        <w:keepNext/>
+      </w:pPr>
+      <w:bookmarkStart w:id="12" w:name="_Toc219239309"/>
+      <w:r>
+        <w:t xml:space="preserve">Table </w:t>
+      </w:r>
+      <w:fldSimple w:instr=" STYLEREF 1 \s ">
+        <w:r>
+          <w:rPr>
+            <w:noProof/>
+            <w:cs/>
+          </w:rPr>
+          <w:t>‎</w:t>
+        </w:r>
+        <w:r>
+          <w:rPr>
+            <w:noProof/>
+          </w:rPr>
+          <w:t>1</w:t>
+        </w:r>
+      </w:fldSimple>
+      <w:r>
+        <w:t>.</w:t>
+      </w:r>
+      <w:fldSimple w:instr=" SEQ Table \* ARABIC \s 1 ">
+        <w:r>
+          <w:rPr>
+            <w:noProof/>
+          </w:rPr>
+          <w:t>1</w:t>
+        </w:r>
+      </w:fldSimple>
+      <w:r>
+        <w:rPr>
+          <w:lang w:val="en-US"/>
+        </w:rPr>
+        <w:t xml:space="preserve"> </w:t>
+      </w:r>
+      <w:r>
+        <w:rPr>
+          <w:lang w:val="en-US"/>
+        </w:rPr>
+        <w:t>Parametric Boundaries for FEM Simulations</w:t>
       </w:r>
       <w:bookmarkEnd w:id="12"/>
-    </w:p>
-    <w:p>
-      <w:pPr>
-        <w:pStyle w:val="BodyText"/>
-        <w:spacing w:line="360" w:lineRule="auto"/>
-        <w:rPr>
-          <w:color w:val="auto"/>
-        </w:rPr>
-      </w:pPr>
-      <w:r>
-        <w:rPr>
-          <w:color w:val="auto"/>
-        </w:rPr>
-        <w:t>This paper dwells upon fixed-fixed RC beams and takes into consideration the first two modes of vibration. Table 1.1: The ranges of parameters explored are represented as follows:</w:t>
-      </w:r>
-    </w:p>
-    <w:p>
-      <w:pPr>
-        <w:pStyle w:val="BodyText"/>
-        <w:spacing w:line="360" w:lineRule="auto"/>
-        <w:rPr>
-          <w:color w:val="auto"/>
-        </w:rPr>
-      </w:pPr>
-      <w:r>
-        <w:rPr>
-          <w:b/>
-          <w:bCs/>
-          <w:color w:val="auto"/>
-        </w:rPr>
-        <w:t>Table 1.1: Parametric Boundaries for FEM Simulations</w:t>
-      </w:r>
     </w:p>
     <w:tbl>
       <w:tblPr>
@@ -8346,7 +8588,7 @@
           <w:lang w:val="en-US"/>
         </w:rPr>
       </w:pPr>
-      <w:bookmarkStart w:id="13" w:name="_Toc218703213"/>
+      <w:bookmarkStart w:id="13" w:name="_Toc219239414"/>
       <w:r>
         <w:rPr>
           <w:color w:val="auto"/>
@@ -8452,7 +8694,7 @@
           <w:color w:val="auto"/>
         </w:rPr>
       </w:pPr>
-      <w:bookmarkStart w:id="14" w:name="_Toc218703214"/>
+      <w:bookmarkStart w:id="14" w:name="_Toc219239415"/>
       <w:r>
         <w:rPr>
           <w:color w:val="auto"/>
@@ -8525,13 +8767,17 @@
     <w:p>
       <w:pPr>
         <w:pStyle w:val="Heading1"/>
+        <w:numPr>
+          <w:ilvl w:val="0"/>
+          <w:numId w:val="9"/>
+        </w:numPr>
         <w:spacing w:line="360" w:lineRule="auto"/>
         <w:jc w:val="center"/>
         <w:rPr>
           <w:color w:val="auto"/>
         </w:rPr>
       </w:pPr>
-      <w:bookmarkStart w:id="15" w:name="_Toc218703215"/>
+      <w:bookmarkStart w:id="15" w:name="_Toc219239416"/>
       <w:r>
         <w:rPr>
           <w:color w:val="auto"/>
@@ -8561,7 +8807,7 @@
           <w:color w:val="auto"/>
         </w:rPr>
       </w:pPr>
-      <w:bookmarkStart w:id="16" w:name="_Toc218703216"/>
+      <w:bookmarkStart w:id="16" w:name="_Toc219239417"/>
       <w:r>
         <w:rPr>
           <w:color w:val="auto"/>
@@ -8593,7 +8839,7 @@
           <w:color w:val="auto"/>
         </w:rPr>
       </w:pPr>
-      <w:bookmarkStart w:id="17" w:name="_Toc218703217"/>
+      <w:bookmarkStart w:id="17" w:name="_Toc219239418"/>
       <w:r>
         <w:rPr>
           <w:color w:val="auto"/>
@@ -8610,7 +8856,7 @@
           <w:color w:val="auto"/>
         </w:rPr>
       </w:pPr>
-      <w:bookmarkStart w:id="18" w:name="_Toc218703218"/>
+      <w:bookmarkStart w:id="18" w:name="_Toc219239419"/>
       <w:r>
         <w:rPr>
           <w:color w:val="auto"/>
@@ -9089,7 +9335,7 @@
           <w:color w:val="auto"/>
         </w:rPr>
       </w:pPr>
-      <w:bookmarkStart w:id="19" w:name="_Toc218703219"/>
+      <w:bookmarkStart w:id="19" w:name="_Toc219239420"/>
       <w:r>
         <w:rPr>
           <w:color w:val="auto"/>
@@ -9330,7 +9576,7 @@
           <w:color w:val="auto"/>
         </w:rPr>
       </w:pPr>
-      <w:bookmarkStart w:id="20" w:name="_Toc218703220"/>
+      <w:bookmarkStart w:id="20" w:name="_Toc219239421"/>
       <w:r>
         <w:rPr>
           <w:color w:val="auto"/>
@@ -9405,7 +9651,7 @@
           <w:color w:val="auto"/>
         </w:rPr>
       </w:pPr>
-      <w:bookmarkStart w:id="21" w:name="_Toc218703221"/>
+      <w:bookmarkStart w:id="21" w:name="_Toc219239422"/>
       <w:r>
         <w:rPr>
           <w:color w:val="auto"/>
@@ -9422,7 +9668,7 @@
           <w:color w:val="auto"/>
         </w:rPr>
       </w:pPr>
-      <w:bookmarkStart w:id="22" w:name="_Toc218703222"/>
+      <w:bookmarkStart w:id="22" w:name="_Toc219239423"/>
       <w:r>
         <w:rPr>
           <w:color w:val="auto"/>
@@ -9597,7 +9843,7 @@
           <w:color w:val="auto"/>
         </w:rPr>
       </w:pPr>
-      <w:bookmarkStart w:id="23" w:name="_Toc218703223"/>
+      <w:bookmarkStart w:id="23" w:name="_Toc219239424"/>
       <w:r>
         <w:rPr>
           <w:color w:val="auto"/>
@@ -9665,7 +9911,7 @@
           <w:color w:val="auto"/>
         </w:rPr>
       </w:pPr>
-      <w:bookmarkStart w:id="24" w:name="_Toc218703224"/>
+      <w:bookmarkStart w:id="24" w:name="_Toc219239425"/>
       <w:r>
         <w:rPr>
           <w:color w:val="auto"/>
@@ -9719,7 +9965,7 @@
           <w:color w:val="auto"/>
         </w:rPr>
       </w:pPr>
-      <w:bookmarkStart w:id="25" w:name="_Toc218703225"/>
+      <w:bookmarkStart w:id="25" w:name="_Toc219239426"/>
       <w:r>
         <w:rPr>
           <w:color w:val="auto"/>
@@ -9736,7 +9982,7 @@
           <w:color w:val="auto"/>
         </w:rPr>
       </w:pPr>
-      <w:bookmarkStart w:id="26" w:name="_Toc218703226"/>
+      <w:bookmarkStart w:id="26" w:name="_Toc219239427"/>
       <w:r>
         <w:rPr>
           <w:color w:val="auto"/>
@@ -9801,7 +10047,7 @@
           <w:color w:val="auto"/>
         </w:rPr>
       </w:pPr>
-      <w:bookmarkStart w:id="27" w:name="_Toc218703227"/>
+      <w:bookmarkStart w:id="27" w:name="_Toc219239428"/>
       <w:r>
         <w:rPr>
           <w:color w:val="auto"/>
@@ -9833,36 +10079,52 @@
     </w:p>
     <w:p>
       <w:pPr>
-        <w:pStyle w:val="BodyText"/>
-        <w:spacing w:line="360" w:lineRule="auto"/>
-        <w:rPr>
-          <w:color w:val="auto"/>
-        </w:rPr>
-      </w:pPr>
-      <w:r>
-        <w:rPr>
-          <w:b/>
-          <w:bCs/>
-          <w:color w:val="auto"/>
-        </w:rPr>
-        <w:t xml:space="preserve">Table 2.1: </w:t>
-      </w:r>
-      <w:r>
-        <w:rPr>
-          <w:b/>
-          <w:bCs/>
-          <w:color w:val="auto"/>
-        </w:rPr>
-        <w:t>ML Algorithms Performance in predicting the beam frequency (Das 2023</w:t>
-      </w:r>
-      <w:r>
-        <w:rPr>
-          <w:b/>
-          <w:bCs/>
-          <w:color w:val="auto"/>
-        </w:rPr>
-        <w:t>)</w:t>
-      </w:r>
+        <w:pStyle w:val="Caption"/>
+        <w:keepNext/>
+      </w:pPr>
+      <w:bookmarkStart w:id="28" w:name="_Toc219239310"/>
+      <w:r>
+        <w:t xml:space="preserve">Table </w:t>
+      </w:r>
+      <w:fldSimple w:instr=" STYLEREF 1 \s ">
+        <w:r>
+          <w:rPr>
+            <w:noProof/>
+            <w:cs/>
+          </w:rPr>
+          <w:t>‎</w:t>
+        </w:r>
+        <w:r>
+          <w:rPr>
+            <w:noProof/>
+          </w:rPr>
+          <w:t>2</w:t>
+        </w:r>
+      </w:fldSimple>
+      <w:r>
+        <w:t>.</w:t>
+      </w:r>
+      <w:fldSimple w:instr=" SEQ Table \* ARABIC \s 1 ">
+        <w:r>
+          <w:rPr>
+            <w:noProof/>
+          </w:rPr>
+          <w:t>1</w:t>
+        </w:r>
+      </w:fldSimple>
+      <w:r>
+        <w:rPr>
+          <w:lang w:val="en-US"/>
+        </w:rPr>
+        <w:t xml:space="preserve"> </w:t>
+      </w:r>
+      <w:r>
+        <w:rPr>
+          <w:lang w:val="en-US"/>
+        </w:rPr>
+        <w:t>ML Algorithms Performance in predicting the beam frequency (Das 2023)</w:t>
+      </w:r>
+      <w:bookmarkEnd w:id="28"/>
     </w:p>
     <w:tbl>
       <w:tblPr>
@@ -10188,14 +10450,14 @@
           <w:color w:val="auto"/>
         </w:rPr>
       </w:pPr>
-      <w:bookmarkStart w:id="28" w:name="_Toc218703228"/>
+      <w:bookmarkStart w:id="29" w:name="_Toc219239429"/>
       <w:r>
         <w:rPr>
           <w:color w:val="auto"/>
         </w:rPr>
         <w:t>2.4.3 Neural Networks in Structural Health Monitoring</w:t>
       </w:r>
-      <w:bookmarkEnd w:id="28"/>
+      <w:bookmarkEnd w:id="29"/>
     </w:p>
     <w:p>
       <w:pPr>
@@ -10241,14 +10503,14 @@
           <w:color w:val="auto"/>
         </w:rPr>
       </w:pPr>
-      <w:bookmarkStart w:id="29" w:name="_Toc218703229"/>
+      <w:bookmarkStart w:id="30" w:name="_Toc219239430"/>
       <w:r>
         <w:rPr>
           <w:color w:val="auto"/>
         </w:rPr>
         <w:t>2.4.4 Ensemble Methods: Random Forest, XGBoost, CatBoost</w:t>
       </w:r>
-      <w:bookmarkEnd w:id="29"/>
+      <w:bookmarkEnd w:id="30"/>
     </w:p>
     <w:p>
       <w:pPr>
@@ -10340,14 +10602,14 @@
           <w:color w:val="auto"/>
         </w:rPr>
       </w:pPr>
-      <w:bookmarkStart w:id="30" w:name="_Toc218703230"/>
+      <w:bookmarkStart w:id="31" w:name="_Toc219239431"/>
       <w:r>
         <w:rPr>
           <w:color w:val="auto"/>
         </w:rPr>
         <w:t>2.5 Damage Modeling in RC Structures</w:t>
       </w:r>
-      <w:bookmarkEnd w:id="30"/>
+      <w:bookmarkEnd w:id="31"/>
     </w:p>
     <w:p>
       <w:pPr>
@@ -10357,14 +10619,14 @@
           <w:color w:val="auto"/>
         </w:rPr>
       </w:pPr>
-      <w:bookmarkStart w:id="31" w:name="_Toc218703231"/>
+      <w:bookmarkStart w:id="32" w:name="_Toc219239432"/>
       <w:r>
         <w:rPr>
           <w:color w:val="auto"/>
         </w:rPr>
         <w:t>2.5.1 Corrosion Effects on Structural Properties</w:t>
       </w:r>
-      <w:bookmarkEnd w:id="31"/>
+      <w:bookmarkEnd w:id="32"/>
     </w:p>
     <w:p>
       <w:pPr>
@@ -10665,7 +10927,7 @@
           <w:color w:val="auto"/>
         </w:rPr>
       </w:pPr>
-      <w:bookmarkStart w:id="32" w:name="_Toc218703232"/>
+      <w:bookmarkStart w:id="33" w:name="_Toc219239433"/>
       <w:r>
         <w:rPr>
           <w:color w:val="auto"/>
@@ -10684,7 +10946,7 @@
         </w:rPr>
         <w:t xml:space="preserve"> Damage Modeling</w:t>
       </w:r>
-      <w:bookmarkEnd w:id="32"/>
+      <w:bookmarkEnd w:id="33"/>
     </w:p>
     <w:p>
       <w:pPr>
@@ -10865,7 +11127,7 @@
           <w:color w:val="auto"/>
         </w:rPr>
       </w:pPr>
-      <w:bookmarkStart w:id="33" w:name="_Toc218703233"/>
+      <w:bookmarkStart w:id="34" w:name="_Toc219239434"/>
       <w:r>
         <w:rPr>
           <w:color w:val="auto"/>
@@ -10873,7 +11135,7 @@
         <w:lastRenderedPageBreak/>
         <w:t>2.5.3 Crack Modeling Techniques</w:t>
       </w:r>
-      <w:bookmarkEnd w:id="33"/>
+      <w:bookmarkEnd w:id="34"/>
     </w:p>
     <w:p>
       <w:pPr>
@@ -10904,14 +11166,14 @@
           <w:color w:val="auto"/>
         </w:rPr>
       </w:pPr>
-      <w:bookmarkStart w:id="34" w:name="_Toc218703234"/>
+      <w:bookmarkStart w:id="35" w:name="_Toc219239435"/>
       <w:r>
         <w:rPr>
           <w:color w:val="auto"/>
         </w:rPr>
         <w:t>2.6 Research Gaps and Thesis Positioning</w:t>
       </w:r>
-      <w:bookmarkEnd w:id="34"/>
+      <w:bookmarkEnd w:id="35"/>
     </w:p>
     <w:p>
       <w:pPr>
@@ -11463,7 +11725,7 @@
           <w:color w:val="auto"/>
         </w:rPr>
       </w:pPr>
-      <w:bookmarkStart w:id="35" w:name="_Toc218703235"/>
+      <w:bookmarkStart w:id="36" w:name="_Toc219239436"/>
       <w:r>
         <w:rPr>
           <w:color w:val="auto"/>
@@ -11471,7 +11733,7 @@
         <w:lastRenderedPageBreak/>
         <w:t>Chapter 3: Methodology</w:t>
       </w:r>
-      <w:bookmarkEnd w:id="35"/>
+      <w:bookmarkEnd w:id="36"/>
     </w:p>
     <w:p>
       <w:pPr>
@@ -11481,14 +11743,14 @@
           <w:color w:val="auto"/>
         </w:rPr>
       </w:pPr>
-      <w:bookmarkStart w:id="36" w:name="_Toc218703236"/>
+      <w:bookmarkStart w:id="37" w:name="_Toc219239437"/>
       <w:r>
         <w:rPr>
           <w:color w:val="auto"/>
         </w:rPr>
         <w:t>3.1 Research Workflow</w:t>
       </w:r>
-      <w:bookmarkEnd w:id="36"/>
+      <w:bookmarkEnd w:id="37"/>
     </w:p>
     <w:p>
       <w:pPr>
@@ -11615,14 +11877,14 @@
           <w:color w:val="auto"/>
         </w:rPr>
       </w:pPr>
-      <w:bookmarkStart w:id="37" w:name="_Toc218703237"/>
+      <w:bookmarkStart w:id="38" w:name="_Toc219239438"/>
       <w:r>
         <w:rPr>
           <w:color w:val="auto"/>
         </w:rPr>
         <w:t>3.2 Introduction</w:t>
       </w:r>
-      <w:bookmarkEnd w:id="37"/>
+      <w:bookmarkEnd w:id="38"/>
     </w:p>
     <w:p>
       <w:pPr>
@@ -11632,14 +11894,14 @@
           <w:color w:val="auto"/>
         </w:rPr>
       </w:pPr>
-      <w:bookmarkStart w:id="38" w:name="_Toc218703238"/>
+      <w:bookmarkStart w:id="39" w:name="_Toc219239439"/>
       <w:r>
         <w:rPr>
           <w:color w:val="auto"/>
         </w:rPr>
         <w:t>3.2.1 Chapter Overview</w:t>
       </w:r>
-      <w:bookmarkEnd w:id="38"/>
+      <w:bookmarkEnd w:id="39"/>
     </w:p>
     <w:p>
       <w:pPr>
@@ -11670,7 +11932,7 @@
           <w:color w:val="auto"/>
         </w:rPr>
       </w:pPr>
-      <w:bookmarkStart w:id="39" w:name="_Toc218703239"/>
+      <w:bookmarkStart w:id="40" w:name="_Toc219239440"/>
       <w:r>
         <w:rPr>
           <w:color w:val="auto"/>
@@ -11683,7 +11945,7 @@
         </w:rPr>
         <w:t>Reasonability of the Selected Methods</w:t>
       </w:r>
-      <w:bookmarkEnd w:id="39"/>
+      <w:bookmarkEnd w:id="40"/>
     </w:p>
     <w:p>
       <w:pPr>
@@ -11714,14 +11976,14 @@
           <w:color w:val="auto"/>
         </w:rPr>
       </w:pPr>
-      <w:bookmarkStart w:id="40" w:name="_Toc218703240"/>
+      <w:bookmarkStart w:id="41" w:name="_Toc219239441"/>
       <w:r>
         <w:rPr>
           <w:color w:val="auto"/>
         </w:rPr>
         <w:t>3.3 Research Design</w:t>
       </w:r>
-      <w:bookmarkEnd w:id="40"/>
+      <w:bookmarkEnd w:id="41"/>
     </w:p>
     <w:p>
       <w:pPr>
@@ -11731,14 +11993,14 @@
           <w:color w:val="auto"/>
         </w:rPr>
       </w:pPr>
-      <w:bookmarkStart w:id="41" w:name="_Toc218703241"/>
+      <w:bookmarkStart w:id="42" w:name="_Toc219239442"/>
       <w:r>
         <w:rPr>
           <w:color w:val="auto"/>
         </w:rPr>
         <w:t>3.3.1 Quantitative and Simulation-Based Approach</w:t>
       </w:r>
-      <w:bookmarkEnd w:id="41"/>
+      <w:bookmarkEnd w:id="42"/>
     </w:p>
     <w:p>
       <w:pPr>
@@ -11769,7 +12031,7 @@
           <w:color w:val="auto"/>
         </w:rPr>
       </w:pPr>
-      <w:bookmarkStart w:id="42" w:name="_Toc218703242"/>
+      <w:bookmarkStart w:id="43" w:name="_Toc219239443"/>
       <w:r>
         <w:rPr>
           <w:color w:val="auto"/>
@@ -11788,7 +12050,7 @@
         </w:rPr>
         <w:t>Design</w:t>
       </w:r>
-      <w:bookmarkEnd w:id="42"/>
+      <w:bookmarkEnd w:id="43"/>
     </w:p>
     <w:p>
       <w:pPr>
@@ -11835,14 +12097,14 @@
           <w:color w:val="auto"/>
         </w:rPr>
       </w:pPr>
-      <w:bookmarkStart w:id="43" w:name="_Toc218703243"/>
+      <w:bookmarkStart w:id="44" w:name="_Toc219239444"/>
       <w:r>
         <w:rPr>
           <w:color w:val="auto"/>
         </w:rPr>
         <w:t>3.4 Finite Element Model Formulation</w:t>
       </w:r>
-      <w:bookmarkEnd w:id="43"/>
+      <w:bookmarkEnd w:id="44"/>
     </w:p>
     <w:p>
       <w:pPr>
@@ -11852,14 +12114,14 @@
           <w:color w:val="auto"/>
         </w:rPr>
       </w:pPr>
-      <w:bookmarkStart w:id="44" w:name="_Toc218703244"/>
+      <w:bookmarkStart w:id="45" w:name="_Toc219239445"/>
       <w:r>
         <w:rPr>
           <w:color w:val="auto"/>
         </w:rPr>
         <w:t>3.4.1 Governing Equations</w:t>
       </w:r>
-      <w:bookmarkEnd w:id="44"/>
+      <w:bookmarkEnd w:id="45"/>
     </w:p>
     <w:p>
       <w:pPr>
@@ -12275,14 +12537,14 @@
           <w:color w:val="auto"/>
         </w:rPr>
       </w:pPr>
-      <w:bookmarkStart w:id="45" w:name="_Toc218703245"/>
+      <w:bookmarkStart w:id="46" w:name="_Toc219239446"/>
       <w:r>
         <w:rPr>
           <w:color w:val="auto"/>
         </w:rPr>
         <w:t>3.4.2 Material Properties</w:t>
       </w:r>
-      <w:bookmarkEnd w:id="45"/>
+      <w:bookmarkEnd w:id="46"/>
     </w:p>
     <w:p>
       <w:pPr>
@@ -12644,7 +12906,7 @@
           <w:color w:val="auto"/>
         </w:rPr>
       </w:pPr>
-      <w:bookmarkStart w:id="46" w:name="_Toc218703246"/>
+      <w:bookmarkStart w:id="47" w:name="_Toc219239447"/>
       <w:r>
         <w:rPr>
           <w:color w:val="auto"/>
@@ -12652,7 +12914,7 @@
         <w:lastRenderedPageBreak/>
         <w:t>3.4.3 Element Matrices</w:t>
       </w:r>
-      <w:bookmarkEnd w:id="46"/>
+      <w:bookmarkEnd w:id="47"/>
     </w:p>
     <w:p>
       <w:pPr>
@@ -14180,14 +14442,14 @@
           <w:color w:val="auto"/>
         </w:rPr>
       </w:pPr>
-      <w:bookmarkStart w:id="47" w:name="_Toc218703247"/>
+      <w:bookmarkStart w:id="48" w:name="_Toc219239448"/>
       <w:r>
         <w:rPr>
           <w:color w:val="auto"/>
         </w:rPr>
         <w:t>3.5 Damage Modeling Approaches</w:t>
       </w:r>
-      <w:bookmarkEnd w:id="47"/>
+      <w:bookmarkEnd w:id="48"/>
     </w:p>
     <w:p>
       <w:pPr>
@@ -14197,14 +14459,14 @@
           <w:color w:val="auto"/>
         </w:rPr>
       </w:pPr>
-      <w:bookmarkStart w:id="48" w:name="_Toc218703248"/>
+      <w:bookmarkStart w:id="49" w:name="_Toc219239449"/>
       <w:r>
         <w:rPr>
           <w:color w:val="auto"/>
         </w:rPr>
         <w:t>3.5.1 Uniform Corrosion Model</w:t>
       </w:r>
-      <w:bookmarkEnd w:id="48"/>
+      <w:bookmarkEnd w:id="49"/>
     </w:p>
     <w:p>
       <w:pPr>
@@ -14551,14 +14813,14 @@
           <w:color w:val="auto"/>
         </w:rPr>
       </w:pPr>
-      <w:bookmarkStart w:id="49" w:name="_Toc218703249"/>
+      <w:bookmarkStart w:id="50" w:name="_Toc219239450"/>
       <w:r>
         <w:rPr>
           <w:color w:val="auto"/>
         </w:rPr>
         <w:t>3.5.2 Localized Crack Model</w:t>
       </w:r>
-      <w:bookmarkEnd w:id="49"/>
+      <w:bookmarkEnd w:id="50"/>
     </w:p>
     <w:p>
       <w:pPr>
@@ -15069,14 +15331,14 @@
           <w:color w:val="auto"/>
         </w:rPr>
       </w:pPr>
-      <w:bookmarkStart w:id="50" w:name="_Toc218703250"/>
+      <w:bookmarkStart w:id="51" w:name="_Toc219239451"/>
       <w:r>
         <w:rPr>
           <w:color w:val="auto"/>
         </w:rPr>
         <w:t>3.5.3 Random Damage Model</w:t>
       </w:r>
-      <w:bookmarkEnd w:id="50"/>
+      <w:bookmarkEnd w:id="51"/>
     </w:p>
     <w:p>
       <w:pPr>
@@ -15323,14 +15585,14 @@
           <w:color w:val="auto"/>
         </w:rPr>
       </w:pPr>
-      <w:bookmarkStart w:id="51" w:name="_Toc218703251"/>
+      <w:bookmarkStart w:id="52" w:name="_Toc219239452"/>
       <w:r>
         <w:rPr>
           <w:color w:val="auto"/>
         </w:rPr>
         <w:t>3.6 Dataset Generation Strategy</w:t>
       </w:r>
-      <w:bookmarkEnd w:id="51"/>
+      <w:bookmarkEnd w:id="52"/>
     </w:p>
     <w:p>
       <w:pPr>
@@ -15340,14 +15602,14 @@
           <w:color w:val="auto"/>
         </w:rPr>
       </w:pPr>
-      <w:bookmarkStart w:id="52" w:name="_Toc218703252"/>
+      <w:bookmarkStart w:id="53" w:name="_Toc219239453"/>
       <w:r>
         <w:rPr>
           <w:color w:val="auto"/>
         </w:rPr>
         <w:t>3.6.1 Sampling Plan</w:t>
       </w:r>
-      <w:bookmarkEnd w:id="52"/>
+      <w:bookmarkEnd w:id="53"/>
     </w:p>
     <w:p>
       <w:pPr>
@@ -16212,14 +16474,14 @@
           <w:color w:val="auto"/>
         </w:rPr>
       </w:pPr>
-      <w:bookmarkStart w:id="53" w:name="_Toc218703253"/>
+      <w:bookmarkStart w:id="54" w:name="_Toc219239454"/>
       <w:r>
         <w:rPr>
           <w:color w:val="auto"/>
         </w:rPr>
         <w:t>3.7 Machine Learning Methodology</w:t>
       </w:r>
-      <w:bookmarkEnd w:id="53"/>
+      <w:bookmarkEnd w:id="54"/>
     </w:p>
     <w:p>
       <w:pPr>
@@ -16229,14 +16491,14 @@
           <w:color w:val="auto"/>
         </w:rPr>
       </w:pPr>
-      <w:bookmarkStart w:id="54" w:name="_Toc218703254"/>
+      <w:bookmarkStart w:id="55" w:name="_Toc219239455"/>
       <w:r>
         <w:rPr>
           <w:color w:val="auto"/>
         </w:rPr>
         <w:t>3.7.1 Data Preparation and Preprocessing</w:t>
       </w:r>
-      <w:bookmarkEnd w:id="54"/>
+      <w:bookmarkEnd w:id="55"/>
     </w:p>
     <w:p>
       <w:pPr>
@@ -16523,14 +16785,14 @@
           <w:color w:val="auto"/>
         </w:rPr>
       </w:pPr>
-      <w:bookmarkStart w:id="55" w:name="_Toc218703255"/>
+      <w:bookmarkStart w:id="56" w:name="_Toc219239456"/>
       <w:r>
         <w:rPr>
           <w:color w:val="auto"/>
         </w:rPr>
         <w:t>3.7.2 Model Development</w:t>
       </w:r>
-      <w:bookmarkEnd w:id="55"/>
+      <w:bookmarkEnd w:id="56"/>
     </w:p>
     <w:p>
       <w:pPr>
@@ -16695,14 +16957,14 @@
           <w:color w:val="auto"/>
         </w:rPr>
       </w:pPr>
-      <w:bookmarkStart w:id="56" w:name="_Toc218703256"/>
+      <w:bookmarkStart w:id="57" w:name="_Toc219239457"/>
       <w:r>
         <w:rPr>
           <w:color w:val="auto"/>
         </w:rPr>
         <w:t>3.8 Tools and Instruments Used</w:t>
       </w:r>
-      <w:bookmarkEnd w:id="56"/>
+      <w:bookmarkEnd w:id="57"/>
     </w:p>
     <w:p>
       <w:pPr>
@@ -16712,14 +16974,14 @@
           <w:color w:val="auto"/>
         </w:rPr>
       </w:pPr>
-      <w:bookmarkStart w:id="57" w:name="_Toc218703257"/>
+      <w:bookmarkStart w:id="58" w:name="_Toc219239458"/>
       <w:r>
         <w:rPr>
           <w:color w:val="auto"/>
         </w:rPr>
         <w:t>3.8.1 Software Platforms</w:t>
       </w:r>
-      <w:bookmarkEnd w:id="57"/>
+      <w:bookmarkEnd w:id="58"/>
     </w:p>
     <w:p>
       <w:pPr>
@@ -16750,14 +17012,14 @@
           <w:color w:val="auto"/>
         </w:rPr>
       </w:pPr>
-      <w:bookmarkStart w:id="58" w:name="_Toc218703258"/>
+      <w:bookmarkStart w:id="59" w:name="_Toc219239459"/>
       <w:r>
         <w:rPr>
           <w:color w:val="auto"/>
         </w:rPr>
         <w:t>3.8.2 ML Libraries and Statistical Packages</w:t>
       </w:r>
-      <w:bookmarkEnd w:id="58"/>
+      <w:bookmarkEnd w:id="59"/>
     </w:p>
     <w:p>
       <w:pPr>
@@ -16788,14 +17050,14 @@
           <w:color w:val="auto"/>
         </w:rPr>
       </w:pPr>
-      <w:bookmarkStart w:id="59" w:name="_Toc218703259"/>
+      <w:bookmarkStart w:id="60" w:name="_Toc219239460"/>
       <w:r>
         <w:rPr>
           <w:color w:val="auto"/>
         </w:rPr>
         <w:t>3.8.3 Evaluation Metrics</w:t>
       </w:r>
-      <w:bookmarkEnd w:id="59"/>
+      <w:bookmarkEnd w:id="60"/>
     </w:p>
     <w:p>
       <w:pPr>
@@ -16827,14 +17089,14 @@
           <w:color w:val="auto"/>
         </w:rPr>
       </w:pPr>
-      <w:bookmarkStart w:id="60" w:name="_Toc218703260"/>
+      <w:bookmarkStart w:id="61" w:name="_Toc219239461"/>
       <w:r>
         <w:rPr>
           <w:color w:val="auto"/>
         </w:rPr>
         <w:t>3.9 Ethical Considerations</w:t>
       </w:r>
-      <w:bookmarkEnd w:id="60"/>
+      <w:bookmarkEnd w:id="61"/>
     </w:p>
     <w:p>
       <w:pPr>
@@ -16844,14 +17106,14 @@
           <w:color w:val="auto"/>
         </w:rPr>
       </w:pPr>
-      <w:bookmarkStart w:id="61" w:name="_Toc218703261"/>
+      <w:bookmarkStart w:id="62" w:name="_Toc219239462"/>
       <w:r>
         <w:rPr>
           <w:color w:val="auto"/>
         </w:rPr>
         <w:t>3.9.1 Data Integrity and Reproducibility</w:t>
       </w:r>
-      <w:bookmarkEnd w:id="61"/>
+      <w:bookmarkEnd w:id="62"/>
     </w:p>
     <w:p>
       <w:pPr>
@@ -16882,14 +17144,14 @@
           <w:color w:val="auto"/>
         </w:rPr>
       </w:pPr>
-      <w:bookmarkStart w:id="62" w:name="_Toc218703262"/>
+      <w:bookmarkStart w:id="63" w:name="_Toc219239463"/>
       <w:r>
         <w:rPr>
           <w:color w:val="auto"/>
         </w:rPr>
         <w:t>3.9.2 Computational Transparency</w:t>
       </w:r>
-      <w:bookmarkEnd w:id="62"/>
+      <w:bookmarkEnd w:id="63"/>
     </w:p>
     <w:p>
       <w:pPr>
@@ -16920,14 +17182,14 @@
           <w:color w:val="auto"/>
         </w:rPr>
       </w:pPr>
-      <w:bookmarkStart w:id="63" w:name="_Toc218703263"/>
+      <w:bookmarkStart w:id="64" w:name="_Toc219239464"/>
       <w:r>
         <w:rPr>
           <w:color w:val="auto"/>
         </w:rPr>
         <w:t>3.9.3 Limitations Acknowledgment</w:t>
       </w:r>
-      <w:bookmarkEnd w:id="63"/>
+      <w:bookmarkEnd w:id="64"/>
     </w:p>
     <w:p>
       <w:pPr>
@@ -16958,14 +17220,14 @@
           <w:color w:val="auto"/>
         </w:rPr>
       </w:pPr>
-      <w:bookmarkStart w:id="64" w:name="_Toc218703264"/>
+      <w:bookmarkStart w:id="65" w:name="_Toc219239465"/>
       <w:r>
         <w:rPr>
           <w:color w:val="auto"/>
         </w:rPr>
         <w:t>3.9.4 Intended Use and Misuse Prevention</w:t>
       </w:r>
-      <w:bookmarkEnd w:id="64"/>
+      <w:bookmarkEnd w:id="65"/>
     </w:p>
     <w:p>
       <w:pPr>
@@ -17010,7 +17272,7 @@
           <w:color w:val="auto"/>
         </w:rPr>
       </w:pPr>
-      <w:bookmarkStart w:id="65" w:name="_Toc218703265"/>
+      <w:bookmarkStart w:id="66" w:name="_Toc219239466"/>
       <w:r>
         <w:rPr>
           <w:color w:val="auto"/>
@@ -17018,7 +17280,7 @@
         <w:lastRenderedPageBreak/>
         <w:t>References</w:t>
       </w:r>
-      <w:bookmarkEnd w:id="65"/>
+      <w:bookmarkEnd w:id="66"/>
     </w:p>
     <w:p>
       <w:pPr>
@@ -18331,6 +18593,7 @@
     <w:sectPr>
       <w:pgSz w:w="11906" w:h="16838"/>
       <w:pgMar w:top="1440" w:right="1440" w:bottom="1440" w:left="1440" w:header="708" w:footer="708" w:gutter="0"/>
+      <w:pgNumType w:start="1"/>
       <w:cols w:space="720"/>
       <w:docGrid w:linePitch="360"/>
     </w:sectPr>
@@ -18573,6 +18836,92 @@
     </w:lvl>
   </w:abstractNum>
   <w:abstractNum w:abstractNumId="2" w15:restartNumberingAfterBreak="0">
+    <w:nsid w:val="309043D6"/>
+    <w:multiLevelType w:val="hybridMultilevel"/>
+    <w:tmpl w:val="98904758"/>
+    <w:lvl w:ilvl="0" w:tplc="FFFFFFFF">
+      <w:start w:val="1"/>
+      <w:numFmt w:val="decimal"/>
+      <w:lvlText w:val="%1."/>
+      <w:lvlJc w:val="left"/>
+      <w:pPr>
+        <w:ind w:left="360" w:hanging="360"/>
+      </w:pPr>
+    </w:lvl>
+    <w:lvl w:ilvl="1" w:tplc="FFFFFFFF" w:tentative="1">
+      <w:start w:val="1"/>
+      <w:numFmt w:val="lowerLetter"/>
+      <w:lvlText w:val="%2."/>
+      <w:lvlJc w:val="left"/>
+      <w:pPr>
+        <w:ind w:left="1080" w:hanging="360"/>
+      </w:pPr>
+    </w:lvl>
+    <w:lvl w:ilvl="2" w:tplc="FFFFFFFF" w:tentative="1">
+      <w:start w:val="1"/>
+      <w:numFmt w:val="lowerRoman"/>
+      <w:lvlText w:val="%3."/>
+      <w:lvlJc w:val="right"/>
+      <w:pPr>
+        <w:ind w:left="1800" w:hanging="180"/>
+      </w:pPr>
+    </w:lvl>
+    <w:lvl w:ilvl="3" w:tplc="FFFFFFFF" w:tentative="1">
+      <w:start w:val="1"/>
+      <w:numFmt w:val="decimal"/>
+      <w:lvlText w:val="%4."/>
+      <w:lvlJc w:val="left"/>
+      <w:pPr>
+        <w:ind w:left="2520" w:hanging="360"/>
+      </w:pPr>
+    </w:lvl>
+    <w:lvl w:ilvl="4" w:tplc="FFFFFFFF" w:tentative="1">
+      <w:start w:val="1"/>
+      <w:numFmt w:val="lowerLetter"/>
+      <w:lvlText w:val="%5."/>
+      <w:lvlJc w:val="left"/>
+      <w:pPr>
+        <w:ind w:left="3240" w:hanging="360"/>
+      </w:pPr>
+    </w:lvl>
+    <w:lvl w:ilvl="5" w:tplc="FFFFFFFF" w:tentative="1">
+      <w:start w:val="1"/>
+      <w:numFmt w:val="lowerRoman"/>
+      <w:lvlText w:val="%6."/>
+      <w:lvlJc w:val="right"/>
+      <w:pPr>
+        <w:ind w:left="3960" w:hanging="180"/>
+      </w:pPr>
+    </w:lvl>
+    <w:lvl w:ilvl="6" w:tplc="FFFFFFFF" w:tentative="1">
+      <w:start w:val="1"/>
+      <w:numFmt w:val="decimal"/>
+      <w:lvlText w:val="%7."/>
+      <w:lvlJc w:val="left"/>
+      <w:pPr>
+        <w:ind w:left="4680" w:hanging="360"/>
+      </w:pPr>
+    </w:lvl>
+    <w:lvl w:ilvl="7" w:tplc="FFFFFFFF" w:tentative="1">
+      <w:start w:val="1"/>
+      <w:numFmt w:val="lowerLetter"/>
+      <w:lvlText w:val="%8."/>
+      <w:lvlJc w:val="left"/>
+      <w:pPr>
+        <w:ind w:left="5400" w:hanging="360"/>
+      </w:pPr>
+    </w:lvl>
+    <w:lvl w:ilvl="8" w:tplc="FFFFFFFF" w:tentative="1">
+      <w:start w:val="1"/>
+      <w:numFmt w:val="lowerRoman"/>
+      <w:lvlText w:val="%9."/>
+      <w:lvlJc w:val="right"/>
+      <w:pPr>
+        <w:ind w:left="6120" w:hanging="180"/>
+      </w:pPr>
+    </w:lvl>
+  </w:abstractNum>
+  <w:abstractNum w:abstractNumId="3" w15:restartNumberingAfterBreak="0">
     <w:nsid w:val="3F9C7766"/>
     <w:multiLevelType w:val="hybridMultilevel"/>
     <w:tmpl w:val="C1FC794E"/>
@@ -18658,11 +19007,12 @@
       </w:pPr>
     </w:lvl>
   </w:abstractNum>
-  <w:abstractNum w:abstractNumId="3" w15:restartNumberingAfterBreak="0">
-    <w:nsid w:val="447F1057"/>
-    <w:multiLevelType w:val="hybridMultilevel"/>
-    <w:tmpl w:val="298EA634"/>
-    <w:lvl w:ilvl="0" w:tplc="0809000F">
+  <w:abstractNum w:abstractNumId="4" w15:restartNumberingAfterBreak="0">
+    <w:nsid w:val="3FD87465"/>
+    <w:multiLevelType w:val="multilevel"/>
+    <w:tmpl w:val="9FC60B4E"/>
+    <w:styleLink w:val="CurrentList1"/>
+    <w:lvl w:ilvl="0">
       <w:start w:val="1"/>
       <w:numFmt w:val="decimal"/>
       <w:lvlText w:val="%1."/>
@@ -18670,6 +19020,95 @@
       <w:pPr>
         <w:ind w:left="360" w:hanging="360"/>
       </w:pPr>
+    </w:lvl>
+    <w:lvl w:ilvl="1">
+      <w:start w:val="1"/>
+      <w:numFmt w:val="lowerLetter"/>
+      <w:lvlText w:val="%2."/>
+      <w:lvlJc w:val="left"/>
+      <w:pPr>
+        <w:ind w:left="1080" w:hanging="360"/>
+      </w:pPr>
+    </w:lvl>
+    <w:lvl w:ilvl="2">
+      <w:start w:val="1"/>
+      <w:numFmt w:val="lowerRoman"/>
+      <w:lvlText w:val="%3."/>
+      <w:lvlJc w:val="right"/>
+      <w:pPr>
+        <w:ind w:left="1800" w:hanging="180"/>
+      </w:pPr>
+    </w:lvl>
+    <w:lvl w:ilvl="3">
+      <w:start w:val="1"/>
+      <w:numFmt w:val="decimal"/>
+      <w:lvlText w:val="%4."/>
+      <w:lvlJc w:val="left"/>
+      <w:pPr>
+        <w:ind w:left="2520" w:hanging="360"/>
+      </w:pPr>
+    </w:lvl>
+    <w:lvl w:ilvl="4">
+      <w:start w:val="1"/>
+      <w:numFmt w:val="lowerLetter"/>
+      <w:lvlText w:val="%5."/>
+      <w:lvlJc w:val="left"/>
+      <w:pPr>
+        <w:ind w:left="3240" w:hanging="360"/>
+      </w:pPr>
+    </w:lvl>
+    <w:lvl w:ilvl="5">
+      <w:start w:val="1"/>
+      <w:numFmt w:val="lowerRoman"/>
+      <w:lvlText w:val="%6."/>
+      <w:lvlJc w:val="right"/>
+      <w:pPr>
+        <w:ind w:left="3960" w:hanging="180"/>
+      </w:pPr>
+    </w:lvl>
+    <w:lvl w:ilvl="6">
+      <w:start w:val="1"/>
+      <w:numFmt w:val="decimal"/>
+      <w:lvlText w:val="%7."/>
+      <w:lvlJc w:val="left"/>
+      <w:pPr>
+        <w:ind w:left="4680" w:hanging="360"/>
+      </w:pPr>
+    </w:lvl>
+    <w:lvl w:ilvl="7">
+      <w:start w:val="1"/>
+      <w:numFmt w:val="lowerLetter"/>
+      <w:lvlText w:val="%8."/>
+      <w:lvlJc w:val="left"/>
+      <w:pPr>
+        <w:ind w:left="5400" w:hanging="360"/>
+      </w:pPr>
+    </w:lvl>
+    <w:lvl w:ilvl="8">
+      <w:start w:val="1"/>
+      <w:numFmt w:val="lowerRoman"/>
+      <w:lvlText w:val="%9."/>
+      <w:lvlJc w:val="right"/>
+      <w:pPr>
+        <w:ind w:left="6120" w:hanging="180"/>
+      </w:pPr>
+    </w:lvl>
+  </w:abstractNum>
+  <w:abstractNum w:abstractNumId="5" w15:restartNumberingAfterBreak="0">
+    <w:nsid w:val="447F1057"/>
+    <w:multiLevelType w:val="hybridMultilevel"/>
+    <w:tmpl w:val="6FB8822E"/>
+    <w:lvl w:ilvl="0" w:tplc="27CC43BA">
+      <w:start w:val="2"/>
+      <w:numFmt w:val="decimal"/>
+      <w:lvlText w:val="%1."/>
+      <w:lvlJc w:val="left"/>
+      <w:pPr>
+        <w:ind w:left="360" w:hanging="360"/>
+      </w:pPr>
+      <w:rPr>
+        <w:rFonts w:hint="default"/>
+      </w:rPr>
     </w:lvl>
     <w:lvl w:ilvl="1" w:tplc="08090019" w:tentative="1">
       <w:start w:val="1"/>
@@ -18744,7 +19183,7 @@
       </w:pPr>
     </w:lvl>
   </w:abstractNum>
-  <w:abstractNum w:abstractNumId="4" w15:restartNumberingAfterBreak="0">
+  <w:abstractNum w:abstractNumId="6" w15:restartNumberingAfterBreak="0">
     <w:nsid w:val="461133E3"/>
     <w:multiLevelType w:val="hybridMultilevel"/>
     <w:tmpl w:val="74B82714"/>
@@ -18798,8 +19237,183 @@
       <w:lvlJc w:val="left"/>
     </w:lvl>
   </w:abstractNum>
+  <w:abstractNum w:abstractNumId="7" w15:restartNumberingAfterBreak="0">
+    <w:nsid w:val="527C26E7"/>
+    <w:multiLevelType w:val="hybridMultilevel"/>
+    <w:tmpl w:val="6FB8822E"/>
+    <w:lvl w:ilvl="0" w:tplc="FFFFFFFF">
+      <w:start w:val="2"/>
+      <w:numFmt w:val="decimal"/>
+      <w:lvlText w:val="%1."/>
+      <w:lvlJc w:val="left"/>
+      <w:pPr>
+        <w:ind w:left="360" w:hanging="360"/>
+      </w:pPr>
+      <w:rPr>
+        <w:rFonts w:hint="default"/>
+      </w:rPr>
+    </w:lvl>
+    <w:lvl w:ilvl="1" w:tplc="FFFFFFFF" w:tentative="1">
+      <w:start w:val="1"/>
+      <w:numFmt w:val="lowerLetter"/>
+      <w:lvlText w:val="%2."/>
+      <w:lvlJc w:val="left"/>
+      <w:pPr>
+        <w:ind w:left="1080" w:hanging="360"/>
+      </w:pPr>
+    </w:lvl>
+    <w:lvl w:ilvl="2" w:tplc="FFFFFFFF" w:tentative="1">
+      <w:start w:val="1"/>
+      <w:numFmt w:val="lowerRoman"/>
+      <w:lvlText w:val="%3."/>
+      <w:lvlJc w:val="right"/>
+      <w:pPr>
+        <w:ind w:left="1800" w:hanging="180"/>
+      </w:pPr>
+    </w:lvl>
+    <w:lvl w:ilvl="3" w:tplc="FFFFFFFF" w:tentative="1">
+      <w:start w:val="1"/>
+      <w:numFmt w:val="decimal"/>
+      <w:lvlText w:val="%4."/>
+      <w:lvlJc w:val="left"/>
+      <w:pPr>
+        <w:ind w:left="2520" w:hanging="360"/>
+      </w:pPr>
+    </w:lvl>
+    <w:lvl w:ilvl="4" w:tplc="FFFFFFFF" w:tentative="1">
+      <w:start w:val="1"/>
+      <w:numFmt w:val="lowerLetter"/>
+      <w:lvlText w:val="%5."/>
+      <w:lvlJc w:val="left"/>
+      <w:pPr>
+        <w:ind w:left="3240" w:hanging="360"/>
+      </w:pPr>
+    </w:lvl>
+    <w:lvl w:ilvl="5" w:tplc="FFFFFFFF" w:tentative="1">
+      <w:start w:val="1"/>
+      <w:numFmt w:val="lowerRoman"/>
+      <w:lvlText w:val="%6."/>
+      <w:lvlJc w:val="right"/>
+      <w:pPr>
+        <w:ind w:left="3960" w:hanging="180"/>
+      </w:pPr>
+    </w:lvl>
+    <w:lvl w:ilvl="6" w:tplc="FFFFFFFF" w:tentative="1">
+      <w:start w:val="1"/>
+      <w:numFmt w:val="decimal"/>
+      <w:lvlText w:val="%7."/>
+      <w:lvlJc w:val="left"/>
+      <w:pPr>
+        <w:ind w:left="4680" w:hanging="360"/>
+      </w:pPr>
+    </w:lvl>
+    <w:lvl w:ilvl="7" w:tplc="FFFFFFFF" w:tentative="1">
+      <w:start w:val="1"/>
+      <w:numFmt w:val="lowerLetter"/>
+      <w:lvlText w:val="%8."/>
+      <w:lvlJc w:val="left"/>
+      <w:pPr>
+        <w:ind w:left="5400" w:hanging="360"/>
+      </w:pPr>
+    </w:lvl>
+    <w:lvl w:ilvl="8" w:tplc="FFFFFFFF" w:tentative="1">
+      <w:start w:val="1"/>
+      <w:numFmt w:val="lowerRoman"/>
+      <w:lvlText w:val="%9."/>
+      <w:lvlJc w:val="right"/>
+      <w:pPr>
+        <w:ind w:left="6120" w:hanging="180"/>
+      </w:pPr>
+    </w:lvl>
+  </w:abstractNum>
+  <w:abstractNum w:abstractNumId="8" w15:restartNumberingAfterBreak="0">
+    <w:nsid w:val="68FC6260"/>
+    <w:multiLevelType w:val="hybridMultilevel"/>
+    <w:tmpl w:val="6AE0834C"/>
+    <w:lvl w:ilvl="0" w:tplc="0809000F">
+      <w:start w:val="1"/>
+      <w:numFmt w:val="decimal"/>
+      <w:lvlText w:val="%1."/>
+      <w:lvlJc w:val="left"/>
+      <w:pPr>
+        <w:ind w:left="720" w:hanging="360"/>
+      </w:pPr>
+    </w:lvl>
+    <w:lvl w:ilvl="1" w:tplc="08090019" w:tentative="1">
+      <w:start w:val="1"/>
+      <w:numFmt w:val="lowerLetter"/>
+      <w:lvlText w:val="%2."/>
+      <w:lvlJc w:val="left"/>
+      <w:pPr>
+        <w:ind w:left="1440" w:hanging="360"/>
+      </w:pPr>
+    </w:lvl>
+    <w:lvl w:ilvl="2" w:tplc="0809001B" w:tentative="1">
+      <w:start w:val="1"/>
+      <w:numFmt w:val="lowerRoman"/>
+      <w:lvlText w:val="%3."/>
+      <w:lvlJc w:val="right"/>
+      <w:pPr>
+        <w:ind w:left="2160" w:hanging="180"/>
+      </w:pPr>
+    </w:lvl>
+    <w:lvl w:ilvl="3" w:tplc="0809000F" w:tentative="1">
+      <w:start w:val="1"/>
+      <w:numFmt w:val="decimal"/>
+      <w:lvlText w:val="%4."/>
+      <w:lvlJc w:val="left"/>
+      <w:pPr>
+        <w:ind w:left="2880" w:hanging="360"/>
+      </w:pPr>
+    </w:lvl>
+    <w:lvl w:ilvl="4" w:tplc="08090019" w:tentative="1">
+      <w:start w:val="1"/>
+      <w:numFmt w:val="lowerLetter"/>
+      <w:lvlText w:val="%5."/>
+      <w:lvlJc w:val="left"/>
+      <w:pPr>
+        <w:ind w:left="3600" w:hanging="360"/>
+      </w:pPr>
+    </w:lvl>
+    <w:lvl w:ilvl="5" w:tplc="0809001B" w:tentative="1">
+      <w:start w:val="1"/>
+      <w:numFmt w:val="lowerRoman"/>
+      <w:lvlText w:val="%6."/>
+      <w:lvlJc w:val="right"/>
+      <w:pPr>
+        <w:ind w:left="4320" w:hanging="180"/>
+      </w:pPr>
+    </w:lvl>
+    <w:lvl w:ilvl="6" w:tplc="0809000F" w:tentative="1">
+      <w:start w:val="1"/>
+      <w:numFmt w:val="decimal"/>
+      <w:lvlText w:val="%7."/>
+      <w:lvlJc w:val="left"/>
+      <w:pPr>
+        <w:ind w:left="5040" w:hanging="360"/>
+      </w:pPr>
+    </w:lvl>
+    <w:lvl w:ilvl="7" w:tplc="08090019" w:tentative="1">
+      <w:start w:val="1"/>
+      <w:numFmt w:val="lowerLetter"/>
+      <w:lvlText w:val="%8."/>
+      <w:lvlJc w:val="left"/>
+      <w:pPr>
+        <w:ind w:left="5760" w:hanging="360"/>
+      </w:pPr>
+    </w:lvl>
+    <w:lvl w:ilvl="8" w:tplc="0809001B" w:tentative="1">
+      <w:start w:val="1"/>
+      <w:numFmt w:val="lowerRoman"/>
+      <w:lvlText w:val="%9."/>
+      <w:lvlJc w:val="right"/>
+      <w:pPr>
+        <w:ind w:left="6480" w:hanging="180"/>
+      </w:pPr>
+    </w:lvl>
+  </w:abstractNum>
   <w:num w:numId="1" w16cid:durableId="1970815305">
-    <w:abstractNumId w:val="2"/>
+    <w:abstractNumId w:val="3"/>
     <w:lvlOverride w:ilvl="0">
       <w:startOverride w:val="1"/>
     </w:lvlOverride>
@@ -18811,7 +19425,7 @@
     </w:lvlOverride>
   </w:num>
   <w:num w:numId="3" w16cid:durableId="1173911635">
-    <w:abstractNumId w:val="4"/>
+    <w:abstractNumId w:val="6"/>
     <w:lvlOverride w:ilvl="0">
       <w:startOverride w:val="1"/>
     </w:lvlOverride>
@@ -18820,7 +19434,19 @@
     <w:abstractNumId w:val="1"/>
   </w:num>
   <w:num w:numId="5" w16cid:durableId="1191869463">
-    <w:abstractNumId w:val="3"/>
+    <w:abstractNumId w:val="5"/>
+  </w:num>
+  <w:num w:numId="6" w16cid:durableId="889849641">
+    <w:abstractNumId w:val="8"/>
+  </w:num>
+  <w:num w:numId="7" w16cid:durableId="869340151">
+    <w:abstractNumId w:val="2"/>
+  </w:num>
+  <w:num w:numId="8" w16cid:durableId="317661361">
+    <w:abstractNumId w:val="4"/>
+  </w:num>
+  <w:num w:numId="9" w16cid:durableId="495269405">
+    <w:abstractNumId w:val="7"/>
   </w:num>
 </w:numbering>
 </file>
@@ -19706,6 +20332,24 @@
       <w:shd w:val="clear" w:color="auto" w:fill="E1DFDD"/>
     </w:rPr>
   </w:style>
+  <w:style w:type="numbering" w:customStyle="1" w:styleId="CurrentList1">
+    <w:name w:val="Current List1"/>
+    <w:uiPriority w:val="99"/>
+    <w:rsid w:val="005B70AF"/>
+    <w:pPr>
+      <w:numPr>
+        <w:numId w:val="8"/>
+      </w:numPr>
+    </w:pPr>
+  </w:style>
+  <w:style w:type="paragraph" w:styleId="TableofFigures">
+    <w:name w:val="table of figures"/>
+    <w:basedOn w:val="Normal"/>
+    <w:next w:val="Normal"/>
+    <w:uiPriority w:val="99"/>
+    <w:unhideWhenUsed/>
+    <w:rsid w:val="009E540C"/>
+  </w:style>
 </w:styles>
 </file>
 
